--- a/6_semestar/Softversko inzenjerstvo/SOFT_INZ_PITANJA.DOCX
+++ b/6_semestar/Softversko inzenjerstvo/SOFT_INZ_PITANJA.DOCX
@@ -255,15 +255,18 @@
     <w:p>
       <w:pPr>
         <w:pStyle w:val="Pitanja"/>
+        <w:shd w:val="clear" w:color="auto" w:fill="006600"/>
         <w:spacing w:before="20" w:after="200"/>
         <w:ind w:left="504"/>
         <w:rPr>
-          <w:sz w:val="20"/>
-          <w:szCs w:val="20"/>
-        </w:rPr>
-      </w:pPr>
-      <w:r>
-        <w:rPr>
+          <w:color w:val="FFFFFF" w:themeColor="background1"/>
+          <w:sz w:val="20"/>
+          <w:szCs w:val="20"/>
+        </w:rPr>
+      </w:pPr>
+      <w:r>
+        <w:rPr>
+          <w:color w:val="FFFFFF" w:themeColor="background1"/>
           <w:sz w:val="20"/>
           <w:szCs w:val="20"/>
         </w:rPr>
@@ -271,6 +274,7 @@
       </w:r>
       <w:r>
         <w:rPr>
+          <w:color w:val="FFFFFF" w:themeColor="background1"/>
           <w:sz w:val="20"/>
           <w:szCs w:val="20"/>
         </w:rPr>
@@ -278,6 +282,7 @@
       </w:r>
       <w:r>
         <w:rPr>
+          <w:color w:val="FFFFFF" w:themeColor="background1"/>
           <w:sz w:val="20"/>
           <w:szCs w:val="20"/>
         </w:rPr>
@@ -285,6 +290,7 @@
       </w:r>
       <w:r>
         <w:rPr>
+          <w:color w:val="FFFFFF" w:themeColor="background1"/>
           <w:sz w:val="20"/>
           <w:szCs w:val="20"/>
         </w:rPr>
@@ -572,15 +578,18 @@
     <w:p>
       <w:pPr>
         <w:pStyle w:val="Pitanja"/>
+        <w:shd w:val="clear" w:color="auto" w:fill="006600"/>
         <w:spacing w:before="20" w:after="200"/>
         <w:ind w:left="504"/>
         <w:rPr>
-          <w:sz w:val="20"/>
-          <w:szCs w:val="20"/>
-        </w:rPr>
-      </w:pPr>
-      <w:r>
-        <w:rPr>
+          <w:color w:val="FFFFFF" w:themeColor="background1"/>
+          <w:sz w:val="20"/>
+          <w:szCs w:val="20"/>
+        </w:rPr>
+      </w:pPr>
+      <w:r>
+        <w:rPr>
+          <w:color w:val="FFFFFF" w:themeColor="background1"/>
           <w:sz w:val="20"/>
           <w:szCs w:val="20"/>
         </w:rPr>
@@ -588,6 +597,7 @@
       </w:r>
       <w:r>
         <w:rPr>
+          <w:color w:val="FFFFFF" w:themeColor="background1"/>
           <w:sz w:val="20"/>
           <w:szCs w:val="20"/>
         </w:rPr>
@@ -595,6 +605,7 @@
       </w:r>
       <w:r>
         <w:rPr>
+          <w:color w:val="FFFFFF" w:themeColor="background1"/>
           <w:sz w:val="20"/>
           <w:szCs w:val="20"/>
         </w:rPr>
@@ -1081,6 +1092,7 @@
     <w:p>
       <w:pPr>
         <w:pStyle w:val="Pitanja"/>
+        <w:shd w:val="clear" w:color="auto" w:fill="0000FF"/>
         <w:spacing w:before="20" w:after="200"/>
         <w:ind w:left="504"/>
         <w:rPr>
@@ -1226,7 +1238,7 @@
     <w:p>
       <w:pPr>
         <w:pStyle w:val="Pitanja"/>
-        <w:shd w:val="clear" w:color="auto" w:fill="F6F8AA"/>
+        <w:shd w:val="clear" w:color="auto" w:fill="ADADAD" w:themeFill="background2" w:themeFillShade="BF"/>
         <w:spacing w:before="20" w:after="200"/>
         <w:ind w:left="504"/>
         <w:rPr>
@@ -1572,6 +1584,7 @@
     <w:p>
       <w:pPr>
         <w:pStyle w:val="Pitanja"/>
+        <w:shd w:val="clear" w:color="auto" w:fill="0000FF"/>
         <w:spacing w:before="20" w:after="200"/>
         <w:ind w:left="504"/>
         <w:rPr>
@@ -1692,15 +1705,18 @@
     <w:p>
       <w:pPr>
         <w:pStyle w:val="Pitanja"/>
+        <w:shd w:val="clear" w:color="auto" w:fill="006600"/>
         <w:spacing w:before="20" w:after="200"/>
         <w:ind w:left="504"/>
         <w:rPr>
-          <w:sz w:val="20"/>
-          <w:szCs w:val="20"/>
-        </w:rPr>
-      </w:pPr>
-      <w:r>
-        <w:rPr>
+          <w:color w:val="FFFFFF" w:themeColor="background1"/>
+          <w:sz w:val="20"/>
+          <w:szCs w:val="20"/>
+        </w:rPr>
+      </w:pPr>
+      <w:r>
+        <w:rPr>
+          <w:color w:val="FFFFFF" w:themeColor="background1"/>
           <w:sz w:val="20"/>
           <w:szCs w:val="20"/>
         </w:rPr>
@@ -1708,6 +1724,7 @@
       </w:r>
       <w:r>
         <w:rPr>
+          <w:color w:val="FFFFFF" w:themeColor="background1"/>
           <w:sz w:val="20"/>
           <w:szCs w:val="20"/>
         </w:rPr>
@@ -2449,7 +2466,7 @@
         <w:tc>
           <w:tcPr>
             <w:tcW w:w="747" w:type="dxa"/>
-            <w:shd w:val="clear" w:color="auto" w:fill="FFFF00"/>
+            <w:shd w:val="clear" w:color="auto" w:fill="0000FF"/>
             <w:vAlign w:val="center"/>
           </w:tcPr>
           <w:p>
@@ -2471,7 +2488,2042 @@
         <w:tc>
           <w:tcPr>
             <w:tcW w:w="747" w:type="dxa"/>
-            <w:shd w:val="clear" w:color="auto" w:fill="FF0066"/>
+            <w:shd w:val="clear" w:color="auto" w:fill="006600"/>
+            <w:vAlign w:val="center"/>
+          </w:tcPr>
+          <w:p>
+            <w:pPr>
+              <w:pStyle w:val="Pitanja"/>
+              <w:numPr>
+                <w:ilvl w:val="0"/>
+                <w:numId w:val="0"/>
+              </w:numPr>
+              <w:spacing w:before="20" w:after="200"/>
+              <w:jc w:val="center"/>
+              <w:rPr>
+                <w:sz w:val="22"/>
+                <w:szCs w:val="22"/>
+              </w:rPr>
+            </w:pPr>
+          </w:p>
+        </w:tc>
+      </w:tr>
+    </w:tbl>
+    <w:p>
+      <w:pPr>
+        <w:pStyle w:val="Pitanja"/>
+        <w:numPr>
+          <w:ilvl w:val="0"/>
+          <w:numId w:val="0"/>
+        </w:numPr>
+        <w:spacing w:before="20" w:after="200"/>
+        <w:rPr>
+          <w:sz w:val="22"/>
+          <w:szCs w:val="22"/>
+        </w:rPr>
+      </w:pPr>
+    </w:p>
+    <w:p>
+      <w:pPr>
+        <w:pStyle w:val="Pitanja"/>
+        <w:numPr>
+          <w:ilvl w:val="0"/>
+          <w:numId w:val="0"/>
+        </w:numPr>
+        <w:spacing w:before="20" w:after="200"/>
+        <w:rPr>
+          <w:sz w:val="22"/>
+          <w:szCs w:val="22"/>
+        </w:rPr>
+      </w:pPr>
+      <w:r>
+        <w:rPr>
+          <w:sz w:val="22"/>
+          <w:szCs w:val="22"/>
+        </w:rPr>
+        <w:lastRenderedPageBreak/>
+        <w:t>Pitanja poredjana po redosledu lekcija:</w:t>
+      </w:r>
+    </w:p>
+    <w:p>
+      <w:pPr>
+        <w:pStyle w:val="Pitanja"/>
+        <w:numPr>
+          <w:ilvl w:val="0"/>
+          <w:numId w:val="0"/>
+        </w:numPr>
+        <w:spacing w:before="20" w:after="200"/>
+        <w:rPr>
+          <w:sz w:val="22"/>
+          <w:szCs w:val="22"/>
+        </w:rPr>
+      </w:pPr>
+    </w:p>
+    <w:p>
+      <w:pPr>
+        <w:pStyle w:val="Pitanja"/>
+        <w:numPr>
+          <w:ilvl w:val="0"/>
+          <w:numId w:val="7"/>
+        </w:numPr>
+        <w:shd w:val="clear" w:color="auto" w:fill="B3E5A1" w:themeFill="accent6" w:themeFillTint="66"/>
+        <w:spacing w:before="20" w:after="200"/>
+        <w:rPr>
+          <w:sz w:val="20"/>
+          <w:szCs w:val="20"/>
+        </w:rPr>
+      </w:pPr>
+      <w:r>
+        <w:rPr>
+          <w:sz w:val="20"/>
+          <w:szCs w:val="20"/>
+        </w:rPr>
+        <w:t xml:space="preserve">Navesti i kratko opisati atribute dobrog softvera. </w:t>
+      </w:r>
+      <w:r>
+        <w:rPr>
+          <w:sz w:val="20"/>
+          <w:szCs w:val="20"/>
+          <w:highlight w:val="cyan"/>
+          <w:shd w:val="clear" w:color="auto" w:fill="83CAEB" w:themeFill="accent1" w:themeFillTint="66"/>
+        </w:rPr>
+        <w:t>(9)</w:t>
+      </w:r>
+    </w:p>
+    <w:p>
+      <w:pPr>
+        <w:pStyle w:val="Pitanja"/>
+        <w:numPr>
+          <w:ilvl w:val="0"/>
+          <w:numId w:val="7"/>
+        </w:numPr>
+        <w:shd w:val="clear" w:color="auto" w:fill="B3E5A1" w:themeFill="accent6" w:themeFillTint="66"/>
+        <w:spacing w:before="20" w:after="200"/>
+        <w:rPr>
+          <w:sz w:val="20"/>
+          <w:szCs w:val="20"/>
+        </w:rPr>
+      </w:pPr>
+      <w:r>
+        <w:rPr>
+          <w:sz w:val="20"/>
+          <w:szCs w:val="20"/>
+        </w:rPr>
+        <w:t xml:space="preserve">Navesti i kratko opisati zajedničke aktivnosti za različite softverske procese. </w:t>
+      </w:r>
+      <w:r>
+        <w:rPr>
+          <w:sz w:val="20"/>
+          <w:szCs w:val="20"/>
+          <w:highlight w:val="cyan"/>
+        </w:rPr>
+        <w:t>(2)</w:t>
+      </w:r>
+    </w:p>
+    <w:p>
+      <w:pPr>
+        <w:pStyle w:val="Pitanja"/>
+        <w:numPr>
+          <w:ilvl w:val="0"/>
+          <w:numId w:val="7"/>
+        </w:numPr>
+        <w:shd w:val="clear" w:color="auto" w:fill="B3E5A1" w:themeFill="accent6" w:themeFillTint="66"/>
+        <w:spacing w:before="20" w:after="200"/>
+        <w:rPr>
+          <w:sz w:val="20"/>
+          <w:szCs w:val="20"/>
+        </w:rPr>
+      </w:pPr>
+      <w:r>
+        <w:rPr>
+          <w:sz w:val="20"/>
+          <w:szCs w:val="20"/>
+        </w:rPr>
+        <w:t xml:space="preserve">Šta je softver i koje tipove softvera imamo? </w:t>
+      </w:r>
+      <w:r>
+        <w:rPr>
+          <w:sz w:val="20"/>
+          <w:szCs w:val="20"/>
+          <w:highlight w:val="cyan"/>
+        </w:rPr>
+        <w:t>(5)</w:t>
+      </w:r>
+    </w:p>
+    <w:p>
+      <w:pPr>
+        <w:pStyle w:val="Pitanja"/>
+        <w:numPr>
+          <w:ilvl w:val="0"/>
+          <w:numId w:val="7"/>
+        </w:numPr>
+        <w:shd w:val="clear" w:color="auto" w:fill="B3E5A1" w:themeFill="accent6" w:themeFillTint="66"/>
+        <w:spacing w:before="20" w:after="200"/>
+        <w:rPr>
+          <w:sz w:val="20"/>
+          <w:szCs w:val="20"/>
+        </w:rPr>
+      </w:pPr>
+      <w:r>
+        <w:rPr>
+          <w:sz w:val="20"/>
+          <w:szCs w:val="20"/>
+        </w:rPr>
+        <w:t xml:space="preserve">Šta je softver i čime se bavi softversko inženjerstvo? </w:t>
+      </w:r>
+      <w:r>
+        <w:rPr>
+          <w:sz w:val="20"/>
+          <w:szCs w:val="20"/>
+          <w:highlight w:val="cyan"/>
+        </w:rPr>
+        <w:t>(3)</w:t>
+      </w:r>
+    </w:p>
+    <w:p>
+      <w:pPr>
+        <w:pStyle w:val="Pitanja"/>
+        <w:numPr>
+          <w:ilvl w:val="0"/>
+          <w:numId w:val="7"/>
+        </w:numPr>
+        <w:shd w:val="clear" w:color="auto" w:fill="B3E5A1" w:themeFill="accent6" w:themeFillTint="66"/>
+        <w:spacing w:before="20" w:after="200"/>
+        <w:rPr>
+          <w:sz w:val="20"/>
+          <w:szCs w:val="20"/>
+        </w:rPr>
+      </w:pPr>
+      <w:r>
+        <w:rPr>
+          <w:sz w:val="20"/>
+          <w:szCs w:val="20"/>
+        </w:rPr>
+        <w:t xml:space="preserve">Po čemu se razlikuje softversko inženjerstvo od informatike (nauke o računarstvu)? </w:t>
+      </w:r>
+      <w:r>
+        <w:rPr>
+          <w:sz w:val="20"/>
+          <w:szCs w:val="20"/>
+          <w:highlight w:val="cyan"/>
+          <w:shd w:val="clear" w:color="auto" w:fill="83CAEB" w:themeFill="accent1" w:themeFillTint="66"/>
+        </w:rPr>
+        <w:t>(3)</w:t>
+      </w:r>
+    </w:p>
+    <w:p>
+      <w:pPr>
+        <w:pStyle w:val="Pitanja"/>
+        <w:numPr>
+          <w:ilvl w:val="0"/>
+          <w:numId w:val="7"/>
+        </w:numPr>
+        <w:shd w:val="clear" w:color="auto" w:fill="F2CEED" w:themeFill="accent5" w:themeFillTint="33"/>
+        <w:spacing w:before="20" w:after="200"/>
+        <w:rPr>
+          <w:sz w:val="20"/>
+          <w:szCs w:val="20"/>
+        </w:rPr>
+      </w:pPr>
+      <w:r>
+        <w:rPr>
+          <w:sz w:val="20"/>
+          <w:szCs w:val="20"/>
+        </w:rPr>
+        <w:t xml:space="preserve">Grafički ilustrovati i objasniti proces nabavke sistema. </w:t>
+      </w:r>
+      <w:r>
+        <w:rPr>
+          <w:sz w:val="20"/>
+          <w:szCs w:val="20"/>
+          <w:shd w:val="clear" w:color="auto" w:fill="83CAEB" w:themeFill="accent1" w:themeFillTint="66"/>
+        </w:rPr>
+        <w:t>(1)</w:t>
+      </w:r>
+    </w:p>
+    <w:p>
+      <w:pPr>
+        <w:pStyle w:val="Pitanja"/>
+        <w:numPr>
+          <w:ilvl w:val="0"/>
+          <w:numId w:val="7"/>
+        </w:numPr>
+        <w:shd w:val="clear" w:color="auto" w:fill="F2CEED" w:themeFill="accent5" w:themeFillTint="33"/>
+        <w:spacing w:before="20" w:after="200"/>
+        <w:rPr>
+          <w:sz w:val="20"/>
+          <w:szCs w:val="20"/>
+        </w:rPr>
+      </w:pPr>
+      <w:r>
+        <w:rPr>
+          <w:sz w:val="20"/>
+          <w:szCs w:val="20"/>
+        </w:rPr>
+        <w:t xml:space="preserve">Šta su nepoželjne karakteristike ("shall-not" svojstva)? </w:t>
+      </w:r>
+      <w:r>
+        <w:rPr>
+          <w:sz w:val="20"/>
+          <w:szCs w:val="20"/>
+          <w:shd w:val="clear" w:color="auto" w:fill="83CAEB" w:themeFill="accent1" w:themeFillTint="66"/>
+        </w:rPr>
+        <w:t>(1)</w:t>
+      </w:r>
+    </w:p>
+    <w:p>
+      <w:pPr>
+        <w:pStyle w:val="Pitanja"/>
+        <w:numPr>
+          <w:ilvl w:val="0"/>
+          <w:numId w:val="7"/>
+        </w:numPr>
+        <w:shd w:val="clear" w:color="auto" w:fill="F6C5AC" w:themeFill="accent2" w:themeFillTint="66"/>
+        <w:spacing w:before="20" w:after="200"/>
+        <w:rPr>
+          <w:sz w:val="20"/>
+          <w:szCs w:val="20"/>
+        </w:rPr>
+      </w:pPr>
+      <w:r>
+        <w:rPr>
+          <w:sz w:val="20"/>
+          <w:szCs w:val="20"/>
+        </w:rPr>
+        <w:t>Grafi</w:t>
+      </w:r>
+      <w:r>
+        <w:rPr>
+          <w:rFonts w:cs="Cambria"/>
+          <w:sz w:val="20"/>
+          <w:szCs w:val="20"/>
+        </w:rPr>
+        <w:t>č</w:t>
+      </w:r>
+      <w:r>
+        <w:rPr>
+          <w:sz w:val="20"/>
+          <w:szCs w:val="20"/>
+        </w:rPr>
+        <w:t xml:space="preserve">ki ilustrovati i opisati inkrementalni razvoj. Navesti osnovne prednosti i nedostatke. </w:t>
+      </w:r>
+      <w:r>
+        <w:rPr>
+          <w:sz w:val="20"/>
+          <w:szCs w:val="20"/>
+          <w:shd w:val="clear" w:color="auto" w:fill="95DCF7" w:themeFill="accent4" w:themeFillTint="66"/>
+        </w:rPr>
+        <w:t xml:space="preserve">(11) </w:t>
+      </w:r>
+    </w:p>
+    <w:p>
+      <w:pPr>
+        <w:pStyle w:val="Pitanja"/>
+        <w:numPr>
+          <w:ilvl w:val="0"/>
+          <w:numId w:val="7"/>
+        </w:numPr>
+        <w:shd w:val="clear" w:color="auto" w:fill="F6C5AC" w:themeFill="accent2" w:themeFillTint="66"/>
+        <w:spacing w:before="20" w:after="200"/>
+        <w:rPr>
+          <w:sz w:val="20"/>
+          <w:szCs w:val="20"/>
+        </w:rPr>
+      </w:pPr>
+      <w:r>
+        <w:rPr>
+          <w:sz w:val="20"/>
+          <w:szCs w:val="20"/>
+        </w:rPr>
+        <w:t>Grafi</w:t>
+      </w:r>
+      <w:r>
+        <w:rPr>
+          <w:rFonts w:cs="Cambria"/>
+          <w:sz w:val="20"/>
+          <w:szCs w:val="20"/>
+        </w:rPr>
+        <w:t>č</w:t>
+      </w:r>
+      <w:r>
+        <w:rPr>
+          <w:sz w:val="20"/>
+          <w:szCs w:val="20"/>
+        </w:rPr>
+        <w:t xml:space="preserve">ki ilustrovati i kratko opisati razvoj softvera po modelu vodopada. Navesti osnovne prednosti i nedostatke. </w:t>
+      </w:r>
+      <w:r>
+        <w:rPr>
+          <w:sz w:val="20"/>
+          <w:szCs w:val="20"/>
+          <w:shd w:val="clear" w:color="auto" w:fill="95DCF7" w:themeFill="accent4" w:themeFillTint="66"/>
+        </w:rPr>
+        <w:t>(7)</w:t>
+      </w:r>
+    </w:p>
+    <w:p>
+      <w:pPr>
+        <w:pStyle w:val="Pitanja"/>
+        <w:numPr>
+          <w:ilvl w:val="0"/>
+          <w:numId w:val="7"/>
+        </w:numPr>
+        <w:shd w:val="clear" w:color="auto" w:fill="F6F8AA"/>
+        <w:spacing w:before="20" w:after="200"/>
+        <w:rPr>
+          <w:sz w:val="20"/>
+          <w:szCs w:val="20"/>
+        </w:rPr>
+      </w:pPr>
+      <w:r>
+        <w:rPr>
+          <w:sz w:val="20"/>
+          <w:szCs w:val="20"/>
+        </w:rPr>
+        <w:t xml:space="preserve">Navesti i kratko opisati faze u RUP-u. Objasnite odnos faza i interakcija u RUP-u. </w:t>
+      </w:r>
+      <w:r>
+        <w:rPr>
+          <w:sz w:val="20"/>
+          <w:szCs w:val="20"/>
+          <w:shd w:val="clear" w:color="auto" w:fill="00B0F0"/>
+        </w:rPr>
+        <w:t>(10)</w:t>
+      </w:r>
+    </w:p>
+    <w:p>
+      <w:pPr>
+        <w:pStyle w:val="Pitanja"/>
+        <w:numPr>
+          <w:ilvl w:val="0"/>
+          <w:numId w:val="7"/>
+        </w:numPr>
+        <w:shd w:val="clear" w:color="auto" w:fill="F6F8AA"/>
+        <w:spacing w:before="20" w:after="200"/>
+        <w:rPr>
+          <w:sz w:val="20"/>
+          <w:szCs w:val="20"/>
+        </w:rPr>
+      </w:pPr>
+      <w:r>
+        <w:rPr>
+          <w:sz w:val="20"/>
+          <w:szCs w:val="20"/>
+        </w:rPr>
+        <w:t xml:space="preserve">Grafički ilustrovati i kratko opisati „4+1“ model sistema. </w:t>
+      </w:r>
+      <w:r>
+        <w:rPr>
+          <w:sz w:val="20"/>
+          <w:szCs w:val="20"/>
+          <w:shd w:val="clear" w:color="auto" w:fill="00B0F0"/>
+        </w:rPr>
+        <w:t>(10)</w:t>
+      </w:r>
+    </w:p>
+    <w:p>
+      <w:pPr>
+        <w:pStyle w:val="Pitanja"/>
+        <w:numPr>
+          <w:ilvl w:val="0"/>
+          <w:numId w:val="7"/>
+        </w:numPr>
+        <w:shd w:val="clear" w:color="auto" w:fill="DC3939"/>
+        <w:spacing w:before="20" w:after="200"/>
+        <w:rPr>
+          <w:color w:val="FFFFFF" w:themeColor="background1"/>
+          <w:sz w:val="20"/>
+          <w:szCs w:val="20"/>
+        </w:rPr>
+      </w:pPr>
+      <w:r>
+        <w:rPr>
+          <w:color w:val="FFFFFF" w:themeColor="background1"/>
+          <w:sz w:val="20"/>
+          <w:szCs w:val="20"/>
+        </w:rPr>
+        <w:t xml:space="preserve">Navesti koji sve sastanci po SCRUM-u postoje i kratko ih opisati. </w:t>
+      </w:r>
+      <w:r>
+        <w:rPr>
+          <w:color w:val="FFFFFF" w:themeColor="background1"/>
+          <w:sz w:val="20"/>
+          <w:szCs w:val="20"/>
+          <w:shd w:val="clear" w:color="auto" w:fill="4C94D8" w:themeFill="text2" w:themeFillTint="80"/>
+        </w:rPr>
+        <w:t>(11)</w:t>
+      </w:r>
+    </w:p>
+    <w:p>
+      <w:pPr>
+        <w:pStyle w:val="Pitanja"/>
+        <w:numPr>
+          <w:ilvl w:val="0"/>
+          <w:numId w:val="7"/>
+        </w:numPr>
+        <w:shd w:val="clear" w:color="auto" w:fill="DC3939"/>
+        <w:spacing w:before="20" w:after="200"/>
+        <w:rPr>
+          <w:color w:val="FFFFFF" w:themeColor="background1"/>
+          <w:sz w:val="20"/>
+          <w:szCs w:val="20"/>
+        </w:rPr>
+      </w:pPr>
+      <w:r>
+        <w:rPr>
+          <w:color w:val="FFFFFF" w:themeColor="background1"/>
+          <w:sz w:val="20"/>
+          <w:szCs w:val="20"/>
+        </w:rPr>
+        <w:t xml:space="preserve">Navesti osnovne principe agilnog razvoja softvera kroz „Agile manifesto“. </w:t>
+      </w:r>
+      <w:r>
+        <w:rPr>
+          <w:color w:val="FFFFFF" w:themeColor="background1"/>
+          <w:sz w:val="20"/>
+          <w:szCs w:val="20"/>
+          <w:shd w:val="clear" w:color="auto" w:fill="4C94D8" w:themeFill="text2" w:themeFillTint="80"/>
+        </w:rPr>
+        <w:t>(4)</w:t>
+      </w:r>
+    </w:p>
+    <w:p>
+      <w:pPr>
+        <w:pStyle w:val="Pitanja"/>
+        <w:numPr>
+          <w:ilvl w:val="0"/>
+          <w:numId w:val="7"/>
+        </w:numPr>
+        <w:shd w:val="clear" w:color="auto" w:fill="DC3939"/>
+        <w:spacing w:before="20" w:after="200"/>
+        <w:rPr>
+          <w:color w:val="FFFFFF" w:themeColor="background1"/>
+          <w:sz w:val="20"/>
+          <w:szCs w:val="20"/>
+        </w:rPr>
+      </w:pPr>
+      <w:r>
+        <w:rPr>
+          <w:color w:val="FFFFFF" w:themeColor="background1"/>
+          <w:sz w:val="20"/>
+          <w:szCs w:val="20"/>
+        </w:rPr>
+        <w:t xml:space="preserve">Grafički ilustrovati i kratko opisati SCRUM proces. </w:t>
+      </w:r>
+      <w:r>
+        <w:rPr>
+          <w:color w:val="FFFFFF" w:themeColor="background1"/>
+          <w:sz w:val="20"/>
+          <w:szCs w:val="20"/>
+          <w:shd w:val="clear" w:color="auto" w:fill="4C94D8" w:themeFill="text2" w:themeFillTint="80"/>
+        </w:rPr>
+        <w:t>(5)</w:t>
+      </w:r>
+    </w:p>
+    <w:p>
+      <w:pPr>
+        <w:pStyle w:val="Pitanja"/>
+        <w:numPr>
+          <w:ilvl w:val="0"/>
+          <w:numId w:val="7"/>
+        </w:numPr>
+        <w:shd w:val="clear" w:color="auto" w:fill="C1E4F5" w:themeFill="accent1" w:themeFillTint="33"/>
+        <w:spacing w:before="20" w:after="200"/>
+        <w:rPr>
+          <w:sz w:val="20"/>
+          <w:szCs w:val="20"/>
+        </w:rPr>
+      </w:pPr>
+      <w:r>
+        <w:rPr>
+          <w:sz w:val="20"/>
+          <w:szCs w:val="20"/>
+        </w:rPr>
+        <w:t xml:space="preserve">Grafički ilustrovati i kratko objasniti spiralni model procesa specifikacije zahteva. </w:t>
+      </w:r>
+      <w:r>
+        <w:rPr>
+          <w:sz w:val="20"/>
+          <w:szCs w:val="20"/>
+          <w:shd w:val="clear" w:color="auto" w:fill="074F6A" w:themeFill="accent4" w:themeFillShade="80"/>
+        </w:rPr>
+        <w:t>(6)</w:t>
+      </w:r>
+    </w:p>
+    <w:p>
+      <w:pPr>
+        <w:pStyle w:val="Pitanja"/>
+        <w:numPr>
+          <w:ilvl w:val="0"/>
+          <w:numId w:val="7"/>
+        </w:numPr>
+        <w:shd w:val="clear" w:color="auto" w:fill="C1E4F5" w:themeFill="accent1" w:themeFillTint="33"/>
+        <w:spacing w:before="20" w:after="200"/>
+        <w:rPr>
+          <w:sz w:val="20"/>
+          <w:szCs w:val="20"/>
+        </w:rPr>
+      </w:pPr>
+      <w:r>
+        <w:rPr>
+          <w:sz w:val="20"/>
+          <w:szCs w:val="20"/>
+        </w:rPr>
+        <w:t xml:space="preserve">Navesti i kratko opisati kategorije zahteva. </w:t>
+      </w:r>
+      <w:r>
+        <w:rPr>
+          <w:sz w:val="20"/>
+          <w:szCs w:val="20"/>
+          <w:shd w:val="clear" w:color="auto" w:fill="074F6A" w:themeFill="accent4" w:themeFillShade="80"/>
+        </w:rPr>
+        <w:t>(1)</w:t>
+      </w:r>
+    </w:p>
+    <w:p>
+      <w:pPr>
+        <w:pStyle w:val="Pitanja"/>
+        <w:numPr>
+          <w:ilvl w:val="0"/>
+          <w:numId w:val="7"/>
+        </w:numPr>
+        <w:shd w:val="clear" w:color="auto" w:fill="C1E4F5" w:themeFill="accent1" w:themeFillTint="33"/>
+        <w:spacing w:before="20" w:after="200"/>
+        <w:rPr>
+          <w:sz w:val="20"/>
+          <w:szCs w:val="20"/>
+        </w:rPr>
+      </w:pPr>
+      <w:r>
+        <w:rPr>
+          <w:sz w:val="20"/>
+          <w:szCs w:val="20"/>
+        </w:rPr>
+        <w:t xml:space="preserve">Šta predstavlja upravljanje zahtevima? </w:t>
+      </w:r>
+      <w:r>
+        <w:rPr>
+          <w:sz w:val="20"/>
+          <w:szCs w:val="20"/>
+          <w:shd w:val="clear" w:color="auto" w:fill="215E99" w:themeFill="text2" w:themeFillTint="BF"/>
+        </w:rPr>
+        <w:t>(4)</w:t>
+      </w:r>
+    </w:p>
+    <w:p>
+      <w:pPr>
+        <w:pStyle w:val="Pitanja"/>
+        <w:numPr>
+          <w:ilvl w:val="0"/>
+          <w:numId w:val="7"/>
+        </w:numPr>
+        <w:shd w:val="clear" w:color="auto" w:fill="ADADAD" w:themeFill="background2" w:themeFillShade="BF"/>
+        <w:spacing w:before="20" w:after="200"/>
+        <w:rPr>
+          <w:sz w:val="20"/>
+          <w:szCs w:val="20"/>
+        </w:rPr>
+      </w:pPr>
+      <w:r>
+        <w:rPr>
+          <w:sz w:val="20"/>
+          <w:szCs w:val="20"/>
+        </w:rPr>
+        <w:t xml:space="preserve">Use-case metoda i scenariji dogadjaja. Ilustrovati na primeru. </w:t>
+      </w:r>
+      <w:r>
+        <w:rPr>
+          <w:sz w:val="20"/>
+          <w:szCs w:val="20"/>
+          <w:shd w:val="clear" w:color="auto" w:fill="45B0E1" w:themeFill="accent1" w:themeFillTint="99"/>
+        </w:rPr>
+        <w:t>(7)</w:t>
+      </w:r>
+    </w:p>
+    <w:p>
+      <w:pPr>
+        <w:pStyle w:val="Pitanja"/>
+        <w:numPr>
+          <w:ilvl w:val="0"/>
+          <w:numId w:val="7"/>
+        </w:numPr>
+        <w:shd w:val="clear" w:color="auto" w:fill="ADADAD" w:themeFill="background2" w:themeFillShade="BF"/>
+        <w:spacing w:before="20" w:after="200"/>
+        <w:rPr>
+          <w:sz w:val="20"/>
+          <w:szCs w:val="20"/>
+        </w:rPr>
+      </w:pPr>
+      <w:r>
+        <w:rPr>
+          <w:sz w:val="20"/>
+          <w:szCs w:val="20"/>
+        </w:rPr>
+        <w:t xml:space="preserve">Objasniti tipove veza kod use-case dijagrama i ilustrovati jednim primerom. </w:t>
+      </w:r>
+      <w:r>
+        <w:rPr>
+          <w:sz w:val="20"/>
+          <w:szCs w:val="20"/>
+          <w:shd w:val="clear" w:color="auto" w:fill="EE0000"/>
+        </w:rPr>
+        <w:t>(4)</w:t>
+      </w:r>
+    </w:p>
+    <w:p>
+      <w:pPr>
+        <w:pStyle w:val="Pitanja"/>
+        <w:numPr>
+          <w:ilvl w:val="0"/>
+          <w:numId w:val="7"/>
+        </w:numPr>
+        <w:shd w:val="clear" w:color="auto" w:fill="156082" w:themeFill="accent1"/>
+        <w:spacing w:before="20" w:after="200"/>
+        <w:rPr>
+          <w:color w:val="E8E8E8" w:themeColor="background2"/>
+          <w:sz w:val="20"/>
+          <w:szCs w:val="20"/>
+        </w:rPr>
+      </w:pPr>
+      <w:r>
+        <w:rPr>
+          <w:color w:val="E8E8E8" w:themeColor="background2"/>
+          <w:sz w:val="20"/>
+          <w:szCs w:val="20"/>
+        </w:rPr>
+        <w:t xml:space="preserve">Navesti i kratko opisati osobine dobro projektovanog softvera. </w:t>
+      </w:r>
+      <w:r>
+        <w:rPr>
+          <w:color w:val="E8E8E8" w:themeColor="background2"/>
+          <w:sz w:val="20"/>
+          <w:szCs w:val="20"/>
+          <w:shd w:val="clear" w:color="auto" w:fill="45B0E1" w:themeFill="accent1" w:themeFillTint="99"/>
+        </w:rPr>
+        <w:t>(13)</w:t>
+      </w:r>
+    </w:p>
+    <w:p>
+      <w:pPr>
+        <w:pStyle w:val="Pitanja"/>
+        <w:numPr>
+          <w:ilvl w:val="0"/>
+          <w:numId w:val="7"/>
+        </w:numPr>
+        <w:shd w:val="clear" w:color="auto" w:fill="156082" w:themeFill="accent1"/>
+        <w:spacing w:before="20" w:after="200"/>
+        <w:rPr>
+          <w:color w:val="E8E8E8" w:themeColor="background2"/>
+          <w:sz w:val="20"/>
+          <w:szCs w:val="20"/>
+        </w:rPr>
+      </w:pPr>
+      <w:r>
+        <w:rPr>
+          <w:color w:val="E8E8E8" w:themeColor="background2"/>
+          <w:sz w:val="20"/>
+          <w:szCs w:val="20"/>
+        </w:rPr>
+        <w:t xml:space="preserve">Opisati i uporediti top-down i bottom-up pristup projektovanja softvera. </w:t>
+      </w:r>
+      <w:r>
+        <w:rPr>
+          <w:color w:val="E8E8E8" w:themeColor="background2"/>
+          <w:sz w:val="20"/>
+          <w:szCs w:val="20"/>
+          <w:shd w:val="clear" w:color="auto" w:fill="45B0E1" w:themeFill="accent1" w:themeFillTint="99"/>
+        </w:rPr>
+        <w:t>(4)</w:t>
+      </w:r>
+    </w:p>
+    <w:p>
+      <w:pPr>
+        <w:pStyle w:val="Pitanja"/>
+        <w:numPr>
+          <w:ilvl w:val="0"/>
+          <w:numId w:val="7"/>
+        </w:numPr>
+        <w:shd w:val="clear" w:color="auto" w:fill="404040" w:themeFill="text1" w:themeFillTint="BF"/>
+        <w:spacing w:before="20" w:after="200"/>
+        <w:rPr>
+          <w:color w:val="E8E8E8" w:themeColor="background2"/>
+          <w:sz w:val="20"/>
+          <w:szCs w:val="20"/>
+        </w:rPr>
+      </w:pPr>
+      <w:r>
+        <w:rPr>
+          <w:color w:val="E8E8E8" w:themeColor="background2"/>
+          <w:sz w:val="20"/>
+          <w:szCs w:val="20"/>
+        </w:rPr>
+        <w:t xml:space="preserve">Ukratko opisati i navesti prednosti i nedostatke arhitekturnog modela protočne obrade (pipe and filter). </w:t>
+      </w:r>
+      <w:r>
+        <w:rPr>
+          <w:color w:val="E8E8E8" w:themeColor="background2"/>
+          <w:sz w:val="20"/>
+          <w:szCs w:val="20"/>
+          <w:shd w:val="clear" w:color="auto" w:fill="0F9ED5" w:themeFill="accent4"/>
+        </w:rPr>
+        <w:t>(2)</w:t>
+      </w:r>
+    </w:p>
+    <w:p>
+      <w:pPr>
+        <w:pStyle w:val="Pitanja"/>
+        <w:numPr>
+          <w:ilvl w:val="0"/>
+          <w:numId w:val="7"/>
+        </w:numPr>
+        <w:shd w:val="clear" w:color="auto" w:fill="404040" w:themeFill="text1" w:themeFillTint="BF"/>
+        <w:spacing w:before="20" w:after="200"/>
+        <w:rPr>
+          <w:color w:val="E8E8E8" w:themeColor="background2"/>
+          <w:sz w:val="20"/>
+          <w:szCs w:val="20"/>
+        </w:rPr>
+      </w:pPr>
+      <w:r>
+        <w:rPr>
+          <w:color w:val="E8E8E8" w:themeColor="background2"/>
+          <w:sz w:val="20"/>
+          <w:szCs w:val="20"/>
+        </w:rPr>
+        <w:t xml:space="preserve">Ukratko opisati i navesti prednosti i nedostatke arhitekturnog modela „skladište“ (repository). </w:t>
+      </w:r>
+      <w:r>
+        <w:rPr>
+          <w:color w:val="E8E8E8" w:themeColor="background2"/>
+          <w:sz w:val="20"/>
+          <w:szCs w:val="20"/>
+          <w:shd w:val="clear" w:color="auto" w:fill="0F9ED5" w:themeFill="accent4"/>
+        </w:rPr>
+        <w:t>(1)</w:t>
+      </w:r>
+    </w:p>
+    <w:p>
+      <w:pPr>
+        <w:pStyle w:val="Pitanja"/>
+        <w:numPr>
+          <w:ilvl w:val="0"/>
+          <w:numId w:val="7"/>
+        </w:numPr>
+        <w:shd w:val="clear" w:color="auto" w:fill="404040" w:themeFill="text1" w:themeFillTint="BF"/>
+        <w:spacing w:before="20" w:after="200"/>
+        <w:rPr>
+          <w:color w:val="E8E8E8" w:themeColor="background2"/>
+          <w:sz w:val="20"/>
+          <w:szCs w:val="20"/>
+        </w:rPr>
+      </w:pPr>
+      <w:r>
+        <w:rPr>
+          <w:color w:val="E8E8E8" w:themeColor="background2"/>
+          <w:sz w:val="20"/>
+          <w:szCs w:val="20"/>
+        </w:rPr>
+        <w:t xml:space="preserve">Ukratko opisati i navesti prednosti i nedostatke slojevitog (layered) arhitekturnog modela. </w:t>
+      </w:r>
+      <w:r>
+        <w:rPr>
+          <w:color w:val="E8E8E8" w:themeColor="background2"/>
+          <w:sz w:val="20"/>
+          <w:szCs w:val="20"/>
+          <w:shd w:val="clear" w:color="auto" w:fill="0F9ED5" w:themeFill="accent4"/>
+        </w:rPr>
+        <w:t>(11)</w:t>
+      </w:r>
+    </w:p>
+    <w:p>
+      <w:pPr>
+        <w:pStyle w:val="Pitanja"/>
+        <w:numPr>
+          <w:ilvl w:val="0"/>
+          <w:numId w:val="7"/>
+        </w:numPr>
+        <w:shd w:val="clear" w:color="auto" w:fill="404040" w:themeFill="text1" w:themeFillTint="BF"/>
+        <w:spacing w:before="20" w:after="200"/>
+        <w:rPr>
+          <w:color w:val="E8E8E8" w:themeColor="background2"/>
+          <w:sz w:val="20"/>
+          <w:szCs w:val="20"/>
+        </w:rPr>
+      </w:pPr>
+      <w:r>
+        <w:rPr>
+          <w:color w:val="E8E8E8" w:themeColor="background2"/>
+          <w:sz w:val="20"/>
+          <w:szCs w:val="20"/>
+        </w:rPr>
+        <w:t xml:space="preserve">Ukratko opisati i navesti prednosti i nedostatke klijent-server arhitekturnog modela. </w:t>
+      </w:r>
+      <w:r>
+        <w:rPr>
+          <w:color w:val="E8E8E8" w:themeColor="background2"/>
+          <w:sz w:val="20"/>
+          <w:szCs w:val="20"/>
+          <w:shd w:val="clear" w:color="auto" w:fill="0F9ED5" w:themeFill="accent4"/>
+        </w:rPr>
+        <w:t>(2)</w:t>
+      </w:r>
+    </w:p>
+    <w:p>
+      <w:pPr>
+        <w:pStyle w:val="Pitanja"/>
+        <w:numPr>
+          <w:ilvl w:val="0"/>
+          <w:numId w:val="7"/>
+        </w:numPr>
+        <w:shd w:val="clear" w:color="auto" w:fill="404040" w:themeFill="text1" w:themeFillTint="BF"/>
+        <w:spacing w:before="20" w:after="200"/>
+        <w:rPr>
+          <w:color w:val="E8E8E8" w:themeColor="background2"/>
+          <w:sz w:val="20"/>
+          <w:szCs w:val="20"/>
+        </w:rPr>
+      </w:pPr>
+      <w:r>
+        <w:rPr>
+          <w:color w:val="E8E8E8" w:themeColor="background2"/>
+          <w:sz w:val="20"/>
+          <w:szCs w:val="20"/>
+        </w:rPr>
+        <w:t xml:space="preserve">Navesti osnovne karakteristike kao i prednosti i nedostatke event-driven arhitekturnih modela. </w:t>
+      </w:r>
+      <w:r>
+        <w:rPr>
+          <w:color w:val="E8E8E8" w:themeColor="background2"/>
+          <w:sz w:val="20"/>
+          <w:szCs w:val="20"/>
+          <w:shd w:val="clear" w:color="auto" w:fill="0F9ED5" w:themeFill="accent4"/>
+        </w:rPr>
+        <w:t>(2)</w:t>
+      </w:r>
+    </w:p>
+    <w:p>
+      <w:pPr>
+        <w:pStyle w:val="Pitanja"/>
+        <w:numPr>
+          <w:ilvl w:val="0"/>
+          <w:numId w:val="7"/>
+        </w:numPr>
+        <w:shd w:val="clear" w:color="auto" w:fill="404040" w:themeFill="text1" w:themeFillTint="BF"/>
+        <w:spacing w:before="20" w:after="200"/>
+        <w:rPr>
+          <w:color w:val="E8E8E8" w:themeColor="background2"/>
+          <w:sz w:val="20"/>
+          <w:szCs w:val="20"/>
+        </w:rPr>
+      </w:pPr>
+      <w:r>
+        <w:rPr>
+          <w:color w:val="E8E8E8" w:themeColor="background2"/>
+          <w:sz w:val="20"/>
+          <w:szCs w:val="20"/>
+        </w:rPr>
+        <w:t xml:space="preserve">Navesti osnovne karakteristike i grafički ilustrovati broadcast arhitekturne modele. </w:t>
+      </w:r>
+      <w:r>
+        <w:rPr>
+          <w:color w:val="E8E8E8" w:themeColor="background2"/>
+          <w:sz w:val="20"/>
+          <w:szCs w:val="20"/>
+          <w:shd w:val="clear" w:color="auto" w:fill="0F9ED5" w:themeFill="accent4"/>
+        </w:rPr>
+        <w:t>(2)</w:t>
+      </w:r>
+    </w:p>
+    <w:p>
+      <w:pPr>
+        <w:pStyle w:val="Pitanja"/>
+        <w:numPr>
+          <w:ilvl w:val="0"/>
+          <w:numId w:val="7"/>
+        </w:numPr>
+        <w:shd w:val="clear" w:color="auto" w:fill="501549" w:themeFill="accent5" w:themeFillShade="80"/>
+        <w:spacing w:before="20" w:after="200"/>
+        <w:rPr>
+          <w:sz w:val="20"/>
+          <w:szCs w:val="20"/>
+        </w:rPr>
+      </w:pPr>
+      <w:r>
+        <w:rPr>
+          <w:sz w:val="20"/>
+          <w:szCs w:val="20"/>
+        </w:rPr>
+        <w:t xml:space="preserve">Grafički ilustrovati i kratko opisati proces upravljanja rizikom. </w:t>
+      </w:r>
+      <w:r>
+        <w:rPr>
+          <w:sz w:val="20"/>
+          <w:szCs w:val="20"/>
+          <w:shd w:val="clear" w:color="auto" w:fill="45B0E1" w:themeFill="accent1" w:themeFillTint="99"/>
+        </w:rPr>
+        <w:t>(2)</w:t>
+      </w:r>
+    </w:p>
+    <w:p>
+      <w:pPr>
+        <w:pStyle w:val="Pitanja"/>
+        <w:numPr>
+          <w:ilvl w:val="0"/>
+          <w:numId w:val="7"/>
+        </w:numPr>
+        <w:shd w:val="clear" w:color="auto" w:fill="501549" w:themeFill="accent5" w:themeFillShade="80"/>
+        <w:spacing w:before="20" w:after="200"/>
+        <w:rPr>
+          <w:sz w:val="20"/>
+          <w:szCs w:val="20"/>
+        </w:rPr>
+      </w:pPr>
+      <w:r>
+        <w:rPr>
+          <w:sz w:val="20"/>
+          <w:szCs w:val="20"/>
+        </w:rPr>
+        <w:t xml:space="preserve">Navesti i kratko opisati kategorije strategija za upravljanje rizikom. </w:t>
+      </w:r>
+      <w:r>
+        <w:rPr>
+          <w:sz w:val="20"/>
+          <w:szCs w:val="20"/>
+          <w:shd w:val="clear" w:color="auto" w:fill="45B0E1" w:themeFill="accent1" w:themeFillTint="99"/>
+        </w:rPr>
+        <w:t>(10)</w:t>
+      </w:r>
+    </w:p>
+    <w:p>
+      <w:pPr>
+        <w:pStyle w:val="Pitanja"/>
+        <w:numPr>
+          <w:ilvl w:val="0"/>
+          <w:numId w:val="7"/>
+        </w:numPr>
+        <w:shd w:val="clear" w:color="auto" w:fill="501549" w:themeFill="accent5" w:themeFillShade="80"/>
+        <w:spacing w:before="20" w:after="200"/>
+        <w:rPr>
+          <w:sz w:val="20"/>
+          <w:szCs w:val="20"/>
+        </w:rPr>
+      </w:pPr>
+      <w:r>
+        <w:rPr>
+          <w:sz w:val="20"/>
+          <w:szCs w:val="20"/>
+        </w:rPr>
+        <w:t>Opisati i grafički ilustrovati proces izrade rasporeda rada na projektu (eng. project scheduling) i tipične probleme vezane za ovu aktivnost.</w:t>
+      </w:r>
+      <w:r>
+        <w:rPr>
+          <w:sz w:val="20"/>
+          <w:szCs w:val="20"/>
+          <w:shd w:val="clear" w:color="auto" w:fill="45B0E1" w:themeFill="accent1" w:themeFillTint="99"/>
+        </w:rPr>
+        <w:t xml:space="preserve"> (1)</w:t>
+      </w:r>
+    </w:p>
+    <w:p>
+      <w:pPr>
+        <w:pStyle w:val="Pitanja"/>
+        <w:numPr>
+          <w:ilvl w:val="0"/>
+          <w:numId w:val="7"/>
+        </w:numPr>
+        <w:shd w:val="clear" w:color="auto" w:fill="501549" w:themeFill="accent5" w:themeFillShade="80"/>
+        <w:spacing w:before="20" w:after="200"/>
+        <w:rPr>
+          <w:sz w:val="20"/>
+          <w:szCs w:val="20"/>
+        </w:rPr>
+      </w:pPr>
+      <w:r>
+        <w:rPr>
+          <w:sz w:val="20"/>
+          <w:szCs w:val="20"/>
+        </w:rPr>
+        <w:t xml:space="preserve">Šta predstavlja upravljanje projektima i po čemu su softverski projekti osobeni? </w:t>
+      </w:r>
+      <w:r>
+        <w:rPr>
+          <w:sz w:val="20"/>
+          <w:szCs w:val="20"/>
+          <w:shd w:val="clear" w:color="auto" w:fill="45B0E1" w:themeFill="accent1" w:themeFillTint="99"/>
+        </w:rPr>
+        <w:t>(7)</w:t>
+      </w:r>
+    </w:p>
+    <w:p>
+      <w:pPr>
+        <w:pStyle w:val="Pitanja"/>
+        <w:numPr>
+          <w:ilvl w:val="0"/>
+          <w:numId w:val="7"/>
+        </w:numPr>
+        <w:shd w:val="clear" w:color="auto" w:fill="80340D" w:themeFill="accent2" w:themeFillShade="80"/>
+        <w:spacing w:before="20" w:after="200"/>
+        <w:rPr>
+          <w:color w:val="FFFFFF" w:themeColor="background1"/>
+          <w:sz w:val="20"/>
+          <w:szCs w:val="20"/>
+        </w:rPr>
+      </w:pPr>
+      <w:r>
+        <w:rPr>
+          <w:color w:val="FFFFFF" w:themeColor="background1"/>
+          <w:sz w:val="20"/>
+          <w:szCs w:val="20"/>
+        </w:rPr>
+        <w:t xml:space="preserve">Šta je verifikacija a šta validacija? </w:t>
+      </w:r>
+      <w:r>
+        <w:rPr>
+          <w:color w:val="FFFFFF" w:themeColor="background1"/>
+          <w:sz w:val="20"/>
+          <w:szCs w:val="20"/>
+          <w:shd w:val="clear" w:color="auto" w:fill="45B0E1" w:themeFill="accent1" w:themeFillTint="99"/>
+        </w:rPr>
+        <w:t>(11)</w:t>
+      </w:r>
+    </w:p>
+    <w:p>
+      <w:pPr>
+        <w:pStyle w:val="Pitanja"/>
+        <w:numPr>
+          <w:ilvl w:val="0"/>
+          <w:numId w:val="7"/>
+        </w:numPr>
+        <w:shd w:val="clear" w:color="auto" w:fill="80340D" w:themeFill="accent2" w:themeFillShade="80"/>
+        <w:spacing w:before="20" w:after="200"/>
+        <w:rPr>
+          <w:color w:val="FFFFFF" w:themeColor="background1"/>
+          <w:sz w:val="20"/>
+          <w:szCs w:val="20"/>
+        </w:rPr>
+      </w:pPr>
+      <w:r>
+        <w:rPr>
+          <w:color w:val="FFFFFF" w:themeColor="background1"/>
+          <w:sz w:val="20"/>
+          <w:szCs w:val="20"/>
+        </w:rPr>
+        <w:t xml:space="preserve">Navesti i kratko opisati tipove testiranja softvera. </w:t>
+      </w:r>
+      <w:r>
+        <w:rPr>
+          <w:color w:val="FFFFFF" w:themeColor="background1"/>
+          <w:sz w:val="20"/>
+          <w:szCs w:val="20"/>
+          <w:shd w:val="clear" w:color="auto" w:fill="45B0E1" w:themeFill="accent1" w:themeFillTint="99"/>
+        </w:rPr>
+        <w:t>(2)</w:t>
+      </w:r>
+    </w:p>
+    <w:p>
+      <w:pPr>
+        <w:pStyle w:val="Pitanja"/>
+        <w:numPr>
+          <w:ilvl w:val="0"/>
+          <w:numId w:val="7"/>
+        </w:numPr>
+        <w:shd w:val="clear" w:color="auto" w:fill="80340D" w:themeFill="accent2" w:themeFillShade="80"/>
+        <w:spacing w:before="20" w:after="200"/>
+        <w:rPr>
+          <w:color w:val="FFFFFF" w:themeColor="background1"/>
+          <w:sz w:val="20"/>
+          <w:szCs w:val="20"/>
+        </w:rPr>
+      </w:pPr>
+      <w:r>
+        <w:rPr>
+          <w:color w:val="FFFFFF" w:themeColor="background1"/>
+          <w:sz w:val="20"/>
+          <w:szCs w:val="20"/>
+        </w:rPr>
+        <w:t xml:space="preserve">Šta predstavlja i koji su ciljevi inspekcije softvera? </w:t>
+      </w:r>
+      <w:r>
+        <w:rPr>
+          <w:color w:val="FFFFFF" w:themeColor="background1"/>
+          <w:sz w:val="20"/>
+          <w:szCs w:val="20"/>
+          <w:shd w:val="clear" w:color="auto" w:fill="83CAEB" w:themeFill="accent1" w:themeFillTint="66"/>
+        </w:rPr>
+        <w:t>(7)</w:t>
+      </w:r>
+    </w:p>
+    <w:p>
+      <w:pPr>
+        <w:pStyle w:val="Pitanja"/>
+        <w:numPr>
+          <w:ilvl w:val="0"/>
+          <w:numId w:val="7"/>
+        </w:numPr>
+        <w:shd w:val="clear" w:color="auto" w:fill="0000FF"/>
+        <w:spacing w:before="20" w:after="200"/>
+        <w:rPr>
+          <w:sz w:val="20"/>
+          <w:szCs w:val="20"/>
+        </w:rPr>
+      </w:pPr>
+      <w:r>
+        <w:rPr>
+          <w:sz w:val="20"/>
+          <w:szCs w:val="20"/>
+        </w:rPr>
+        <w:t>Navesti i kratko opisati i uporediti različite metode za testiranje softvera. (8)</w:t>
+      </w:r>
+    </w:p>
+    <w:p>
+      <w:pPr>
+        <w:pStyle w:val="Pitanja"/>
+        <w:numPr>
+          <w:ilvl w:val="0"/>
+          <w:numId w:val="7"/>
+        </w:numPr>
+        <w:shd w:val="clear" w:color="auto" w:fill="0000FF"/>
+        <w:spacing w:before="20" w:after="200"/>
+        <w:rPr>
+          <w:sz w:val="20"/>
+          <w:szCs w:val="20"/>
+        </w:rPr>
+      </w:pPr>
+      <w:r>
+        <w:rPr>
+          <w:sz w:val="20"/>
+          <w:szCs w:val="20"/>
+        </w:rPr>
+        <w:t>Opisati strukturu test slučajeva i ilustrovati na jednom primeru. (1)</w:t>
+      </w:r>
+    </w:p>
+    <w:p>
+      <w:pPr>
+        <w:pStyle w:val="Pitanja"/>
+        <w:numPr>
+          <w:ilvl w:val="0"/>
+          <w:numId w:val="7"/>
+        </w:numPr>
+        <w:shd w:val="clear" w:color="auto" w:fill="006600"/>
+        <w:spacing w:before="20" w:after="200"/>
+        <w:rPr>
+          <w:color w:val="FFFFFF" w:themeColor="background1"/>
+          <w:sz w:val="20"/>
+          <w:szCs w:val="20"/>
+        </w:rPr>
+      </w:pPr>
+      <w:r>
+        <w:rPr>
+          <w:color w:val="FFFFFF" w:themeColor="background1"/>
+          <w:sz w:val="20"/>
+          <w:szCs w:val="20"/>
+        </w:rPr>
+        <w:t>Grafički ilustrovati i kratko opisati odnos između evolucije i servisiranja. (1)</w:t>
+      </w:r>
+    </w:p>
+    <w:p>
+      <w:pPr>
+        <w:pStyle w:val="Pitanja"/>
+        <w:numPr>
+          <w:ilvl w:val="0"/>
+          <w:numId w:val="7"/>
+        </w:numPr>
+        <w:shd w:val="clear" w:color="auto" w:fill="006600"/>
+        <w:spacing w:before="20" w:after="200"/>
+        <w:rPr>
+          <w:color w:val="FFFFFF" w:themeColor="background1"/>
+          <w:sz w:val="20"/>
+          <w:szCs w:val="20"/>
+        </w:rPr>
+      </w:pPr>
+      <w:r>
+        <w:rPr>
+          <w:color w:val="FFFFFF" w:themeColor="background1"/>
+          <w:sz w:val="20"/>
+          <w:szCs w:val="20"/>
+        </w:rPr>
+        <w:t>Šta je refaktoring a šta reinženjering? Navesti sličnosti i razlike. (8)</w:t>
+      </w:r>
+    </w:p>
+    <w:p>
+      <w:pPr>
+        <w:pStyle w:val="Pitanja"/>
+        <w:numPr>
+          <w:ilvl w:val="0"/>
+          <w:numId w:val="7"/>
+        </w:numPr>
+        <w:shd w:val="clear" w:color="auto" w:fill="006600"/>
+        <w:spacing w:before="20" w:after="200"/>
+        <w:rPr>
+          <w:color w:val="FFFFFF" w:themeColor="background1"/>
+          <w:sz w:val="20"/>
+          <w:szCs w:val="20"/>
+        </w:rPr>
+      </w:pPr>
+      <w:r>
+        <w:rPr>
+          <w:color w:val="FFFFFF" w:themeColor="background1"/>
+          <w:sz w:val="20"/>
+          <w:szCs w:val="20"/>
+        </w:rPr>
+        <w:t>Navesti i kratko opisati tipove održavanja softvera. (14)</w:t>
+      </w:r>
+    </w:p>
+    <w:p>
+      <w:pPr>
+        <w:pStyle w:val="Pitanja"/>
+        <w:numPr>
+          <w:ilvl w:val="0"/>
+          <w:numId w:val="0"/>
+        </w:numPr>
+        <w:spacing w:before="20" w:after="200"/>
+        <w:rPr>
+          <w:sz w:val="22"/>
+          <w:szCs w:val="22"/>
+        </w:rPr>
+      </w:pPr>
+    </w:p>
+    <w:p>
+      <w:pPr>
+        <w:pStyle w:val="Pitanja"/>
+        <w:numPr>
+          <w:ilvl w:val="0"/>
+          <w:numId w:val="0"/>
+        </w:numPr>
+        <w:spacing w:before="20" w:after="200"/>
+        <w:rPr>
+          <w:sz w:val="22"/>
+          <w:szCs w:val="22"/>
+        </w:rPr>
+      </w:pPr>
+    </w:p>
+    <w:p>
+      <w:pPr>
+        <w:pStyle w:val="Pitanja"/>
+        <w:numPr>
+          <w:ilvl w:val="0"/>
+          <w:numId w:val="0"/>
+        </w:numPr>
+        <w:spacing w:before="20" w:after="200"/>
+        <w:rPr>
+          <w:sz w:val="22"/>
+          <w:szCs w:val="22"/>
+        </w:rPr>
+      </w:pPr>
+    </w:p>
+    <w:tbl>
+      <w:tblPr>
+        <w:tblStyle w:val="TableGrid"/>
+        <w:tblpPr w:leftFromText="180" w:rightFromText="180" w:vertAnchor="text" w:horzAnchor="margin" w:tblpY="-28"/>
+        <w:tblW w:w="0" w:type="auto"/>
+        <w:tblLook w:val="04A0" w:firstRow="1" w:lastRow="0" w:firstColumn="1" w:lastColumn="0" w:noHBand="0" w:noVBand="1"/>
+      </w:tblPr>
+      <w:tblGrid>
+        <w:gridCol w:w="918"/>
+        <w:gridCol w:w="731"/>
+        <w:gridCol w:w="733"/>
+        <w:gridCol w:w="733"/>
+        <w:gridCol w:w="734"/>
+        <w:gridCol w:w="733"/>
+        <w:gridCol w:w="733"/>
+        <w:gridCol w:w="733"/>
+        <w:gridCol w:w="733"/>
+        <w:gridCol w:w="733"/>
+        <w:gridCol w:w="736"/>
+        <w:gridCol w:w="734"/>
+        <w:gridCol w:w="736"/>
+        <w:gridCol w:w="736"/>
+      </w:tblGrid>
+      <w:tr>
+        <w:tc>
+          <w:tcPr>
+            <w:tcW w:w="746" w:type="dxa"/>
+            <w:vAlign w:val="center"/>
+          </w:tcPr>
+          <w:p>
+            <w:pPr>
+              <w:pStyle w:val="Pitanja"/>
+              <w:numPr>
+                <w:ilvl w:val="0"/>
+                <w:numId w:val="0"/>
+              </w:numPr>
+              <w:spacing w:before="20" w:after="200"/>
+              <w:jc w:val="center"/>
+              <w:rPr>
+                <w:sz w:val="22"/>
+                <w:szCs w:val="22"/>
+              </w:rPr>
+            </w:pPr>
+            <w:r>
+              <w:rPr>
+                <w:sz w:val="22"/>
+                <w:szCs w:val="22"/>
+              </w:rPr>
+              <w:t>Lekcija</w:t>
+            </w:r>
+          </w:p>
+        </w:tc>
+        <w:tc>
+          <w:tcPr>
+            <w:tcW w:w="746" w:type="dxa"/>
+            <w:vAlign w:val="center"/>
+          </w:tcPr>
+          <w:p>
+            <w:pPr>
+              <w:pStyle w:val="Pitanja"/>
+              <w:numPr>
+                <w:ilvl w:val="0"/>
+                <w:numId w:val="0"/>
+              </w:numPr>
+              <w:spacing w:before="20" w:after="200"/>
+              <w:jc w:val="center"/>
+              <w:rPr>
+                <w:sz w:val="22"/>
+                <w:szCs w:val="22"/>
+              </w:rPr>
+            </w:pPr>
+            <w:r>
+              <w:rPr>
+                <w:sz w:val="22"/>
+                <w:szCs w:val="22"/>
+              </w:rPr>
+              <w:t>1</w:t>
+            </w:r>
+          </w:p>
+        </w:tc>
+        <w:tc>
+          <w:tcPr>
+            <w:tcW w:w="747" w:type="dxa"/>
+            <w:vAlign w:val="center"/>
+          </w:tcPr>
+          <w:p>
+            <w:pPr>
+              <w:pStyle w:val="Pitanja"/>
+              <w:numPr>
+                <w:ilvl w:val="0"/>
+                <w:numId w:val="0"/>
+              </w:numPr>
+              <w:spacing w:before="20" w:after="200"/>
+              <w:jc w:val="center"/>
+              <w:rPr>
+                <w:sz w:val="22"/>
+                <w:szCs w:val="22"/>
+              </w:rPr>
+            </w:pPr>
+            <w:r>
+              <w:rPr>
+                <w:sz w:val="22"/>
+                <w:szCs w:val="22"/>
+              </w:rPr>
+              <w:t>2</w:t>
+            </w:r>
+          </w:p>
+        </w:tc>
+        <w:tc>
+          <w:tcPr>
+            <w:tcW w:w="747" w:type="dxa"/>
+            <w:vAlign w:val="center"/>
+          </w:tcPr>
+          <w:p>
+            <w:pPr>
+              <w:pStyle w:val="Pitanja"/>
+              <w:numPr>
+                <w:ilvl w:val="0"/>
+                <w:numId w:val="0"/>
+              </w:numPr>
+              <w:spacing w:before="20" w:after="200"/>
+              <w:jc w:val="center"/>
+              <w:rPr>
+                <w:sz w:val="22"/>
+                <w:szCs w:val="22"/>
+              </w:rPr>
+            </w:pPr>
+            <w:r>
+              <w:rPr>
+                <w:sz w:val="22"/>
+                <w:szCs w:val="22"/>
+              </w:rPr>
+              <w:t>3</w:t>
+            </w:r>
+          </w:p>
+        </w:tc>
+        <w:tc>
+          <w:tcPr>
+            <w:tcW w:w="747" w:type="dxa"/>
+            <w:vAlign w:val="center"/>
+          </w:tcPr>
+          <w:p>
+            <w:pPr>
+              <w:pStyle w:val="Pitanja"/>
+              <w:numPr>
+                <w:ilvl w:val="0"/>
+                <w:numId w:val="0"/>
+              </w:numPr>
+              <w:spacing w:before="20" w:after="200"/>
+              <w:jc w:val="center"/>
+              <w:rPr>
+                <w:sz w:val="22"/>
+                <w:szCs w:val="22"/>
+              </w:rPr>
+            </w:pPr>
+            <w:r>
+              <w:rPr>
+                <w:sz w:val="22"/>
+                <w:szCs w:val="22"/>
+              </w:rPr>
+              <w:t>4</w:t>
+            </w:r>
+          </w:p>
+        </w:tc>
+        <w:tc>
+          <w:tcPr>
+            <w:tcW w:w="747" w:type="dxa"/>
+            <w:vAlign w:val="center"/>
+          </w:tcPr>
+          <w:p>
+            <w:pPr>
+              <w:pStyle w:val="Pitanja"/>
+              <w:numPr>
+                <w:ilvl w:val="0"/>
+                <w:numId w:val="0"/>
+              </w:numPr>
+              <w:spacing w:before="20" w:after="200"/>
+              <w:jc w:val="center"/>
+              <w:rPr>
+                <w:sz w:val="22"/>
+                <w:szCs w:val="22"/>
+              </w:rPr>
+            </w:pPr>
+            <w:r>
+              <w:rPr>
+                <w:sz w:val="22"/>
+                <w:szCs w:val="22"/>
+              </w:rPr>
+              <w:t>5</w:t>
+            </w:r>
+          </w:p>
+        </w:tc>
+        <w:tc>
+          <w:tcPr>
+            <w:tcW w:w="747" w:type="dxa"/>
+            <w:vAlign w:val="center"/>
+          </w:tcPr>
+          <w:p>
+            <w:pPr>
+              <w:pStyle w:val="Pitanja"/>
+              <w:numPr>
+                <w:ilvl w:val="0"/>
+                <w:numId w:val="0"/>
+              </w:numPr>
+              <w:spacing w:before="20" w:after="200"/>
+              <w:jc w:val="center"/>
+              <w:rPr>
+                <w:sz w:val="22"/>
+                <w:szCs w:val="22"/>
+              </w:rPr>
+            </w:pPr>
+            <w:r>
+              <w:rPr>
+                <w:sz w:val="22"/>
+                <w:szCs w:val="22"/>
+              </w:rPr>
+              <w:t>6</w:t>
+            </w:r>
+          </w:p>
+        </w:tc>
+        <w:tc>
+          <w:tcPr>
+            <w:tcW w:w="747" w:type="dxa"/>
+            <w:vAlign w:val="center"/>
+          </w:tcPr>
+          <w:p>
+            <w:pPr>
+              <w:pStyle w:val="Pitanja"/>
+              <w:numPr>
+                <w:ilvl w:val="0"/>
+                <w:numId w:val="0"/>
+              </w:numPr>
+              <w:spacing w:before="20" w:after="200"/>
+              <w:jc w:val="center"/>
+              <w:rPr>
+                <w:sz w:val="22"/>
+                <w:szCs w:val="22"/>
+              </w:rPr>
+            </w:pPr>
+            <w:r>
+              <w:rPr>
+                <w:sz w:val="22"/>
+                <w:szCs w:val="22"/>
+              </w:rPr>
+              <w:t>7</w:t>
+            </w:r>
+          </w:p>
+        </w:tc>
+        <w:tc>
+          <w:tcPr>
+            <w:tcW w:w="747" w:type="dxa"/>
+            <w:vAlign w:val="center"/>
+          </w:tcPr>
+          <w:p>
+            <w:pPr>
+              <w:pStyle w:val="Pitanja"/>
+              <w:numPr>
+                <w:ilvl w:val="0"/>
+                <w:numId w:val="0"/>
+              </w:numPr>
+              <w:spacing w:before="20" w:after="200"/>
+              <w:jc w:val="center"/>
+              <w:rPr>
+                <w:sz w:val="22"/>
+                <w:szCs w:val="22"/>
+              </w:rPr>
+            </w:pPr>
+            <w:r>
+              <w:rPr>
+                <w:sz w:val="22"/>
+                <w:szCs w:val="22"/>
+              </w:rPr>
+              <w:t>8</w:t>
+            </w:r>
+          </w:p>
+        </w:tc>
+        <w:tc>
+          <w:tcPr>
+            <w:tcW w:w="747" w:type="dxa"/>
+            <w:vAlign w:val="center"/>
+          </w:tcPr>
+          <w:p>
+            <w:pPr>
+              <w:pStyle w:val="Pitanja"/>
+              <w:numPr>
+                <w:ilvl w:val="0"/>
+                <w:numId w:val="0"/>
+              </w:numPr>
+              <w:spacing w:before="20" w:after="200"/>
+              <w:jc w:val="center"/>
+              <w:rPr>
+                <w:sz w:val="22"/>
+                <w:szCs w:val="22"/>
+              </w:rPr>
+            </w:pPr>
+            <w:r>
+              <w:rPr>
+                <w:sz w:val="22"/>
+                <w:szCs w:val="22"/>
+              </w:rPr>
+              <w:t>9</w:t>
+            </w:r>
+          </w:p>
+        </w:tc>
+        <w:tc>
+          <w:tcPr>
+            <w:tcW w:w="747" w:type="dxa"/>
+            <w:vAlign w:val="center"/>
+          </w:tcPr>
+          <w:p>
+            <w:pPr>
+              <w:pStyle w:val="Pitanja"/>
+              <w:numPr>
+                <w:ilvl w:val="0"/>
+                <w:numId w:val="0"/>
+              </w:numPr>
+              <w:spacing w:before="20" w:after="200"/>
+              <w:jc w:val="center"/>
+              <w:rPr>
+                <w:sz w:val="22"/>
+                <w:szCs w:val="22"/>
+              </w:rPr>
+            </w:pPr>
+            <w:r>
+              <w:rPr>
+                <w:sz w:val="22"/>
+                <w:szCs w:val="22"/>
+              </w:rPr>
+              <w:t>10</w:t>
+            </w:r>
+          </w:p>
+        </w:tc>
+        <w:tc>
+          <w:tcPr>
+            <w:tcW w:w="747" w:type="dxa"/>
+            <w:vAlign w:val="center"/>
+          </w:tcPr>
+          <w:p>
+            <w:pPr>
+              <w:pStyle w:val="Pitanja"/>
+              <w:numPr>
+                <w:ilvl w:val="0"/>
+                <w:numId w:val="0"/>
+              </w:numPr>
+              <w:spacing w:before="20" w:after="200"/>
+              <w:jc w:val="center"/>
+              <w:rPr>
+                <w:sz w:val="22"/>
+                <w:szCs w:val="22"/>
+              </w:rPr>
+            </w:pPr>
+            <w:r>
+              <w:rPr>
+                <w:sz w:val="22"/>
+                <w:szCs w:val="22"/>
+              </w:rPr>
+              <w:t>11</w:t>
+            </w:r>
+          </w:p>
+        </w:tc>
+        <w:tc>
+          <w:tcPr>
+            <w:tcW w:w="747" w:type="dxa"/>
+            <w:vAlign w:val="center"/>
+          </w:tcPr>
+          <w:p>
+            <w:pPr>
+              <w:pStyle w:val="Pitanja"/>
+              <w:numPr>
+                <w:ilvl w:val="0"/>
+                <w:numId w:val="0"/>
+              </w:numPr>
+              <w:spacing w:before="20" w:after="200"/>
+              <w:jc w:val="center"/>
+              <w:rPr>
+                <w:sz w:val="22"/>
+                <w:szCs w:val="22"/>
+              </w:rPr>
+            </w:pPr>
+            <w:r>
+              <w:rPr>
+                <w:sz w:val="22"/>
+                <w:szCs w:val="22"/>
+              </w:rPr>
+              <w:t>12</w:t>
+            </w:r>
+          </w:p>
+        </w:tc>
+        <w:tc>
+          <w:tcPr>
+            <w:tcW w:w="747" w:type="dxa"/>
+            <w:vAlign w:val="center"/>
+          </w:tcPr>
+          <w:p>
+            <w:pPr>
+              <w:pStyle w:val="Pitanja"/>
+              <w:numPr>
+                <w:ilvl w:val="0"/>
+                <w:numId w:val="0"/>
+              </w:numPr>
+              <w:spacing w:before="20" w:after="200"/>
+              <w:jc w:val="center"/>
+              <w:rPr>
+                <w:sz w:val="22"/>
+                <w:szCs w:val="22"/>
+              </w:rPr>
+            </w:pPr>
+            <w:r>
+              <w:rPr>
+                <w:sz w:val="22"/>
+                <w:szCs w:val="22"/>
+              </w:rPr>
+              <w:t>13</w:t>
+            </w:r>
+          </w:p>
+        </w:tc>
+      </w:tr>
+      <w:tr>
+        <w:tc>
+          <w:tcPr>
+            <w:tcW w:w="746" w:type="dxa"/>
+            <w:vAlign w:val="center"/>
+          </w:tcPr>
+          <w:p>
+            <w:pPr>
+              <w:pStyle w:val="Pitanja"/>
+              <w:numPr>
+                <w:ilvl w:val="0"/>
+                <w:numId w:val="0"/>
+              </w:numPr>
+              <w:spacing w:before="20" w:after="200"/>
+              <w:jc w:val="center"/>
+              <w:rPr>
+                <w:sz w:val="22"/>
+                <w:szCs w:val="22"/>
+              </w:rPr>
+            </w:pPr>
+            <w:r>
+              <w:rPr>
+                <w:sz w:val="22"/>
+                <w:szCs w:val="22"/>
+              </w:rPr>
+              <w:t>Boja</w:t>
+            </w:r>
+          </w:p>
+        </w:tc>
+        <w:tc>
+          <w:tcPr>
+            <w:tcW w:w="746" w:type="dxa"/>
+            <w:shd w:val="clear" w:color="auto" w:fill="B3E5A1" w:themeFill="accent6" w:themeFillTint="66"/>
+            <w:vAlign w:val="center"/>
+          </w:tcPr>
+          <w:p>
+            <w:pPr>
+              <w:pStyle w:val="Pitanja"/>
+              <w:numPr>
+                <w:ilvl w:val="0"/>
+                <w:numId w:val="0"/>
+              </w:numPr>
+              <w:spacing w:before="20" w:after="200"/>
+              <w:rPr>
+                <w:sz w:val="22"/>
+                <w:szCs w:val="22"/>
+              </w:rPr>
+            </w:pPr>
+          </w:p>
+        </w:tc>
+        <w:tc>
+          <w:tcPr>
+            <w:tcW w:w="747" w:type="dxa"/>
+            <w:shd w:val="clear" w:color="auto" w:fill="F2CEED" w:themeFill="accent5" w:themeFillTint="33"/>
+            <w:vAlign w:val="center"/>
+          </w:tcPr>
+          <w:p>
+            <w:pPr>
+              <w:pStyle w:val="Pitanja"/>
+              <w:numPr>
+                <w:ilvl w:val="0"/>
+                <w:numId w:val="0"/>
+              </w:numPr>
+              <w:spacing w:before="20" w:after="200"/>
+              <w:jc w:val="center"/>
+              <w:rPr>
+                <w:sz w:val="22"/>
+                <w:szCs w:val="22"/>
+              </w:rPr>
+            </w:pPr>
+          </w:p>
+        </w:tc>
+        <w:tc>
+          <w:tcPr>
+            <w:tcW w:w="747" w:type="dxa"/>
+            <w:shd w:val="clear" w:color="auto" w:fill="F6C5AC" w:themeFill="accent2" w:themeFillTint="66"/>
+            <w:vAlign w:val="center"/>
+          </w:tcPr>
+          <w:p>
+            <w:pPr>
+              <w:pStyle w:val="Pitanja"/>
+              <w:numPr>
+                <w:ilvl w:val="0"/>
+                <w:numId w:val="0"/>
+              </w:numPr>
+              <w:spacing w:before="20" w:after="200"/>
+              <w:jc w:val="center"/>
+              <w:rPr>
+                <w:sz w:val="22"/>
+                <w:szCs w:val="22"/>
+              </w:rPr>
+            </w:pPr>
+          </w:p>
+        </w:tc>
+        <w:tc>
+          <w:tcPr>
+            <w:tcW w:w="747" w:type="dxa"/>
+            <w:shd w:val="clear" w:color="auto" w:fill="F7F9AD"/>
+            <w:vAlign w:val="center"/>
+          </w:tcPr>
+          <w:p>
+            <w:pPr>
+              <w:pStyle w:val="Pitanja"/>
+              <w:numPr>
+                <w:ilvl w:val="0"/>
+                <w:numId w:val="0"/>
+              </w:numPr>
+              <w:spacing w:before="20" w:after="200"/>
+              <w:jc w:val="center"/>
+              <w:rPr>
+                <w:sz w:val="22"/>
+                <w:szCs w:val="22"/>
+              </w:rPr>
+            </w:pPr>
+          </w:p>
+        </w:tc>
+        <w:tc>
+          <w:tcPr>
+            <w:tcW w:w="747" w:type="dxa"/>
+            <w:shd w:val="clear" w:color="auto" w:fill="DC3939"/>
+            <w:vAlign w:val="center"/>
+          </w:tcPr>
+          <w:p>
+            <w:pPr>
+              <w:pStyle w:val="Pitanja"/>
+              <w:numPr>
+                <w:ilvl w:val="0"/>
+                <w:numId w:val="0"/>
+              </w:numPr>
+              <w:spacing w:before="20" w:after="200"/>
+              <w:jc w:val="center"/>
+              <w:rPr>
+                <w:sz w:val="22"/>
+                <w:szCs w:val="22"/>
+              </w:rPr>
+            </w:pPr>
+          </w:p>
+        </w:tc>
+        <w:tc>
+          <w:tcPr>
+            <w:tcW w:w="747" w:type="dxa"/>
+            <w:shd w:val="clear" w:color="auto" w:fill="95DCF7" w:themeFill="accent4" w:themeFillTint="66"/>
+            <w:vAlign w:val="center"/>
+          </w:tcPr>
+          <w:p>
+            <w:pPr>
+              <w:pStyle w:val="Pitanja"/>
+              <w:numPr>
+                <w:ilvl w:val="0"/>
+                <w:numId w:val="0"/>
+              </w:numPr>
+              <w:spacing w:before="20" w:after="200"/>
+              <w:jc w:val="center"/>
+              <w:rPr>
+                <w:sz w:val="22"/>
+                <w:szCs w:val="22"/>
+              </w:rPr>
+            </w:pPr>
+          </w:p>
+        </w:tc>
+        <w:tc>
+          <w:tcPr>
+            <w:tcW w:w="747" w:type="dxa"/>
+            <w:shd w:val="clear" w:color="auto" w:fill="BFBFBF" w:themeFill="background1" w:themeFillShade="BF"/>
+            <w:vAlign w:val="center"/>
+          </w:tcPr>
+          <w:p>
+            <w:pPr>
+              <w:pStyle w:val="Pitanja"/>
+              <w:numPr>
+                <w:ilvl w:val="0"/>
+                <w:numId w:val="0"/>
+              </w:numPr>
+              <w:spacing w:before="20" w:after="200"/>
+              <w:jc w:val="center"/>
+              <w:rPr>
+                <w:sz w:val="22"/>
+                <w:szCs w:val="22"/>
+              </w:rPr>
+            </w:pPr>
+          </w:p>
+        </w:tc>
+        <w:tc>
+          <w:tcPr>
+            <w:tcW w:w="747" w:type="dxa"/>
+            <w:shd w:val="clear" w:color="auto" w:fill="156082" w:themeFill="accent1"/>
+            <w:vAlign w:val="center"/>
+          </w:tcPr>
+          <w:p>
+            <w:pPr>
+              <w:pStyle w:val="Pitanja"/>
+              <w:numPr>
+                <w:ilvl w:val="0"/>
+                <w:numId w:val="0"/>
+              </w:numPr>
+              <w:spacing w:before="20" w:after="200"/>
+              <w:jc w:val="center"/>
+              <w:rPr>
+                <w:sz w:val="22"/>
+                <w:szCs w:val="22"/>
+              </w:rPr>
+            </w:pPr>
+          </w:p>
+        </w:tc>
+        <w:tc>
+          <w:tcPr>
+            <w:tcW w:w="747" w:type="dxa"/>
+            <w:shd w:val="clear" w:color="auto" w:fill="404040" w:themeFill="text1" w:themeFillTint="BF"/>
+            <w:vAlign w:val="center"/>
+          </w:tcPr>
+          <w:p>
+            <w:pPr>
+              <w:pStyle w:val="Pitanja"/>
+              <w:numPr>
+                <w:ilvl w:val="0"/>
+                <w:numId w:val="0"/>
+              </w:numPr>
+              <w:spacing w:before="20" w:after="200"/>
+              <w:jc w:val="center"/>
+              <w:rPr>
+                <w:sz w:val="22"/>
+                <w:szCs w:val="22"/>
+              </w:rPr>
+            </w:pPr>
+          </w:p>
+        </w:tc>
+        <w:tc>
+          <w:tcPr>
+            <w:tcW w:w="747" w:type="dxa"/>
+            <w:shd w:val="clear" w:color="auto" w:fill="77206D" w:themeFill="accent5" w:themeFillShade="BF"/>
+            <w:vAlign w:val="center"/>
+          </w:tcPr>
+          <w:p>
+            <w:pPr>
+              <w:pStyle w:val="Pitanja"/>
+              <w:numPr>
+                <w:ilvl w:val="0"/>
+                <w:numId w:val="0"/>
+              </w:numPr>
+              <w:spacing w:before="20" w:after="200"/>
+              <w:jc w:val="center"/>
+              <w:rPr>
+                <w:sz w:val="22"/>
+                <w:szCs w:val="22"/>
+              </w:rPr>
+            </w:pPr>
+          </w:p>
+        </w:tc>
+        <w:tc>
+          <w:tcPr>
+            <w:tcW w:w="747" w:type="dxa"/>
+            <w:shd w:val="clear" w:color="auto" w:fill="80340D" w:themeFill="accent2" w:themeFillShade="80"/>
+            <w:vAlign w:val="center"/>
+          </w:tcPr>
+          <w:p>
+            <w:pPr>
+              <w:pStyle w:val="Pitanja"/>
+              <w:numPr>
+                <w:ilvl w:val="0"/>
+                <w:numId w:val="0"/>
+              </w:numPr>
+              <w:spacing w:before="20" w:after="200"/>
+              <w:jc w:val="center"/>
+              <w:rPr>
+                <w:sz w:val="22"/>
+                <w:szCs w:val="22"/>
+              </w:rPr>
+            </w:pPr>
+          </w:p>
+        </w:tc>
+        <w:tc>
+          <w:tcPr>
+            <w:tcW w:w="747" w:type="dxa"/>
+            <w:shd w:val="clear" w:color="auto" w:fill="0000FF"/>
+            <w:vAlign w:val="center"/>
+          </w:tcPr>
+          <w:p>
+            <w:pPr>
+              <w:pStyle w:val="Pitanja"/>
+              <w:numPr>
+                <w:ilvl w:val="0"/>
+                <w:numId w:val="0"/>
+              </w:numPr>
+              <w:spacing w:before="20" w:after="200"/>
+              <w:jc w:val="center"/>
+              <w:rPr>
+                <w:sz w:val="22"/>
+                <w:szCs w:val="22"/>
+              </w:rPr>
+            </w:pPr>
+          </w:p>
+        </w:tc>
+        <w:tc>
+          <w:tcPr>
+            <w:tcW w:w="747" w:type="dxa"/>
+            <w:shd w:val="clear" w:color="auto" w:fill="006600"/>
             <w:vAlign w:val="center"/>
           </w:tcPr>
           <w:p>
@@ -2780,6 +4832,92 @@
     </w:lvl>
   </w:abstractNum>
   <w:abstractNum w:abstractNumId="3" w15:restartNumberingAfterBreak="0">
+    <w:nsid w:val="3E07626A"/>
+    <w:multiLevelType w:val="hybridMultilevel"/>
+    <w:tmpl w:val="AC98C688"/>
+    <w:lvl w:ilvl="0" w:tplc="04090011">
+      <w:start w:val="1"/>
+      <w:numFmt w:val="decimal"/>
+      <w:lvlText w:val="%1)"/>
+      <w:lvlJc w:val="left"/>
+      <w:pPr>
+        <w:ind w:left="720" w:hanging="360"/>
+      </w:pPr>
+    </w:lvl>
+    <w:lvl w:ilvl="1" w:tplc="04090019" w:tentative="1">
+      <w:start w:val="1"/>
+      <w:numFmt w:val="lowerLetter"/>
+      <w:lvlText w:val="%2."/>
+      <w:lvlJc w:val="left"/>
+      <w:pPr>
+        <w:ind w:left="1440" w:hanging="360"/>
+      </w:pPr>
+    </w:lvl>
+    <w:lvl w:ilvl="2" w:tplc="0409001B" w:tentative="1">
+      <w:start w:val="1"/>
+      <w:numFmt w:val="lowerRoman"/>
+      <w:lvlText w:val="%3."/>
+      <w:lvlJc w:val="right"/>
+      <w:pPr>
+        <w:ind w:left="2160" w:hanging="180"/>
+      </w:pPr>
+    </w:lvl>
+    <w:lvl w:ilvl="3" w:tplc="0409000F" w:tentative="1">
+      <w:start w:val="1"/>
+      <w:numFmt w:val="decimal"/>
+      <w:lvlText w:val="%4."/>
+      <w:lvlJc w:val="left"/>
+      <w:pPr>
+        <w:ind w:left="2880" w:hanging="360"/>
+      </w:pPr>
+    </w:lvl>
+    <w:lvl w:ilvl="4" w:tplc="04090019" w:tentative="1">
+      <w:start w:val="1"/>
+      <w:numFmt w:val="lowerLetter"/>
+      <w:lvlText w:val="%5."/>
+      <w:lvlJc w:val="left"/>
+      <w:pPr>
+        <w:ind w:left="3600" w:hanging="360"/>
+      </w:pPr>
+    </w:lvl>
+    <w:lvl w:ilvl="5" w:tplc="0409001B" w:tentative="1">
+      <w:start w:val="1"/>
+      <w:numFmt w:val="lowerRoman"/>
+      <w:lvlText w:val="%6."/>
+      <w:lvlJc w:val="right"/>
+      <w:pPr>
+        <w:ind w:left="4320" w:hanging="180"/>
+      </w:pPr>
+    </w:lvl>
+    <w:lvl w:ilvl="6" w:tplc="0409000F" w:tentative="1">
+      <w:start w:val="1"/>
+      <w:numFmt w:val="decimal"/>
+      <w:lvlText w:val="%7."/>
+      <w:lvlJc w:val="left"/>
+      <w:pPr>
+        <w:ind w:left="5040" w:hanging="360"/>
+      </w:pPr>
+    </w:lvl>
+    <w:lvl w:ilvl="7" w:tplc="04090019" w:tentative="1">
+      <w:start w:val="1"/>
+      <w:numFmt w:val="lowerLetter"/>
+      <w:lvlText w:val="%8."/>
+      <w:lvlJc w:val="left"/>
+      <w:pPr>
+        <w:ind w:left="5760" w:hanging="360"/>
+      </w:pPr>
+    </w:lvl>
+    <w:lvl w:ilvl="8" w:tplc="0409001B" w:tentative="1">
+      <w:start w:val="1"/>
+      <w:numFmt w:val="lowerRoman"/>
+      <w:lvlText w:val="%9."/>
+      <w:lvlJc w:val="right"/>
+      <w:pPr>
+        <w:ind w:left="6480" w:hanging="180"/>
+      </w:pPr>
+    </w:lvl>
+  </w:abstractNum>
+  <w:abstractNum w:abstractNumId="4" w15:restartNumberingAfterBreak="0">
     <w:nsid w:val="3F7F28EC"/>
     <w:multiLevelType w:val="hybridMultilevel"/>
     <w:tmpl w:val="5A86449E"/>
@@ -2865,7 +5003,7 @@
       </w:pPr>
     </w:lvl>
   </w:abstractNum>
-  <w:abstractNum w:abstractNumId="4" w15:restartNumberingAfterBreak="0">
+  <w:abstractNum w:abstractNumId="5" w15:restartNumberingAfterBreak="0">
     <w:nsid w:val="53B05C23"/>
     <w:multiLevelType w:val="hybridMultilevel"/>
     <w:tmpl w:val="B8F2CABE"/>
@@ -2959,16 +5097,25 @@
     <w:abstractNumId w:val="0"/>
   </w:num>
   <w:num w:numId="2" w16cid:durableId="1543666788">
-    <w:abstractNumId w:val="4"/>
+    <w:abstractNumId w:val="5"/>
   </w:num>
   <w:num w:numId="3" w16cid:durableId="927735614">
-    <w:abstractNumId w:val="3"/>
+    <w:abstractNumId w:val="4"/>
   </w:num>
   <w:num w:numId="4" w16cid:durableId="755437522">
     <w:abstractNumId w:val="1"/>
   </w:num>
   <w:num w:numId="5" w16cid:durableId="1053428176">
     <w:abstractNumId w:val="2"/>
+  </w:num>
+  <w:num w:numId="6" w16cid:durableId="538974583">
+    <w:abstractNumId w:val="5"/>
+    <w:lvlOverride w:ilvl="0">
+      <w:startOverride w:val="1"/>
+    </w:lvlOverride>
+  </w:num>
+  <w:num w:numId="7" w16cid:durableId="1981110479">
+    <w:abstractNumId w:val="3"/>
   </w:num>
 </w:numbering>
 </file>

--- a/6_semestar/Softversko inzenjerstvo/SOFT_INZ_PITANJA.DOCX
+++ b/6_semestar/Softversko inzenjerstvo/SOFT_INZ_PITANJA.DOCX
@@ -2584,7 +2584,7 @@
         <w:rPr>
           <w:sz w:val="20"/>
           <w:szCs w:val="20"/>
-          <w:highlight w:val="cyan"/>
+          <w:highlight w:val="yellow"/>
           <w:shd w:val="clear" w:color="auto" w:fill="83CAEB" w:themeFill="accent1" w:themeFillTint="66"/>
         </w:rPr>
         <w:t>(9)</w:t>
@@ -2615,7 +2615,7 @@
         <w:rPr>
           <w:sz w:val="20"/>
           <w:szCs w:val="20"/>
-          <w:highlight w:val="cyan"/>
+          <w:highlight w:val="yellow"/>
         </w:rPr>
         <w:t>(2)</w:t>
       </w:r>
@@ -2643,9 +2643,11 @@
       </w:r>
       <w:r>
         <w:rPr>
-          <w:sz w:val="20"/>
-          <w:szCs w:val="20"/>
-          <w:highlight w:val="cyan"/>
+          <w:color w:val="000000" w:themeColor="text1"/>
+          <w:sz w:val="20"/>
+          <w:szCs w:val="20"/>
+          <w:highlight w:val="yellow"/>
+          <w:shd w:val="clear" w:color="auto" w:fill="77206D" w:themeFill="accent5" w:themeFillShade="BF"/>
         </w:rPr>
         <w:t>(5)</w:t>
       </w:r>
@@ -2675,7 +2677,7 @@
         <w:rPr>
           <w:sz w:val="20"/>
           <w:szCs w:val="20"/>
-          <w:highlight w:val="cyan"/>
+          <w:highlight w:val="yellow"/>
         </w:rPr>
         <w:t>(3)</w:t>
       </w:r>
@@ -2705,7 +2707,7 @@
         <w:rPr>
           <w:sz w:val="20"/>
           <w:szCs w:val="20"/>
-          <w:highlight w:val="cyan"/>
+          <w:highlight w:val="yellow"/>
           <w:shd w:val="clear" w:color="auto" w:fill="83CAEB" w:themeFill="accent1" w:themeFillTint="66"/>
         </w:rPr>
         <w:t>(3)</w:t>
@@ -2736,6 +2738,7 @@
         <w:rPr>
           <w:sz w:val="20"/>
           <w:szCs w:val="20"/>
+          <w:highlight w:val="yellow"/>
           <w:shd w:val="clear" w:color="auto" w:fill="83CAEB" w:themeFill="accent1" w:themeFillTint="66"/>
         </w:rPr>
         <w:t>(1)</w:t>
@@ -2766,6 +2769,7 @@
         <w:rPr>
           <w:sz w:val="20"/>
           <w:szCs w:val="20"/>
+          <w:highlight w:val="yellow"/>
           <w:shd w:val="clear" w:color="auto" w:fill="83CAEB" w:themeFill="accent1" w:themeFillTint="66"/>
         </w:rPr>
         <w:t>(1)</w:t>
@@ -2811,9 +2815,18 @@
         <w:rPr>
           <w:sz w:val="20"/>
           <w:szCs w:val="20"/>
+          <w:highlight w:val="yellow"/>
           <w:shd w:val="clear" w:color="auto" w:fill="95DCF7" w:themeFill="accent4" w:themeFillTint="66"/>
         </w:rPr>
-        <w:t xml:space="preserve">(11) </w:t>
+        <w:t>(11)</w:t>
+      </w:r>
+      <w:r>
+        <w:rPr>
+          <w:sz w:val="20"/>
+          <w:szCs w:val="20"/>
+          <w:shd w:val="clear" w:color="auto" w:fill="95DCF7" w:themeFill="accent4" w:themeFillTint="66"/>
+        </w:rPr>
+        <w:t xml:space="preserve"> </w:t>
       </w:r>
     </w:p>
     <w:p>
@@ -2856,6 +2869,7 @@
         <w:rPr>
           <w:sz w:val="20"/>
           <w:szCs w:val="20"/>
+          <w:highlight w:val="yellow"/>
           <w:shd w:val="clear" w:color="auto" w:fill="95DCF7" w:themeFill="accent4" w:themeFillTint="66"/>
         </w:rPr>
         <w:t>(7)</w:t>
@@ -2886,6 +2900,7 @@
         <w:rPr>
           <w:sz w:val="20"/>
           <w:szCs w:val="20"/>
+          <w:highlight w:val="yellow"/>
           <w:shd w:val="clear" w:color="auto" w:fill="00B0F0"/>
         </w:rPr>
         <w:t>(10)</w:t>
@@ -2916,6 +2931,7 @@
         <w:rPr>
           <w:sz w:val="20"/>
           <w:szCs w:val="20"/>
+          <w:highlight w:val="yellow"/>
           <w:shd w:val="clear" w:color="auto" w:fill="00B0F0"/>
         </w:rPr>
         <w:t>(10)</w:t>
@@ -2946,9 +2962,10 @@
       </w:r>
       <w:r>
         <w:rPr>
-          <w:color w:val="FFFFFF" w:themeColor="background1"/>
-          <w:sz w:val="20"/>
-          <w:szCs w:val="20"/>
+          <w:color w:val="000000" w:themeColor="text1"/>
+          <w:sz w:val="20"/>
+          <w:szCs w:val="20"/>
+          <w:highlight w:val="yellow"/>
           <w:shd w:val="clear" w:color="auto" w:fill="4C94D8" w:themeFill="text2" w:themeFillTint="80"/>
         </w:rPr>
         <w:t>(11)</w:t>
@@ -2979,9 +2996,10 @@
       </w:r>
       <w:r>
         <w:rPr>
-          <w:color w:val="FFFFFF" w:themeColor="background1"/>
-          <w:sz w:val="20"/>
-          <w:szCs w:val="20"/>
+          <w:color w:val="000000" w:themeColor="text1"/>
+          <w:sz w:val="20"/>
+          <w:szCs w:val="20"/>
+          <w:highlight w:val="yellow"/>
           <w:shd w:val="clear" w:color="auto" w:fill="4C94D8" w:themeFill="text2" w:themeFillTint="80"/>
         </w:rPr>
         <w:t>(4)</w:t>
@@ -3012,9 +3030,10 @@
       </w:r>
       <w:r>
         <w:rPr>
-          <w:color w:val="FFFFFF" w:themeColor="background1"/>
-          <w:sz w:val="20"/>
-          <w:szCs w:val="20"/>
+          <w:color w:val="000000" w:themeColor="text1"/>
+          <w:sz w:val="20"/>
+          <w:szCs w:val="20"/>
+          <w:highlight w:val="yellow"/>
           <w:shd w:val="clear" w:color="auto" w:fill="4C94D8" w:themeFill="text2" w:themeFillTint="80"/>
         </w:rPr>
         <w:t>(5)</w:t>
@@ -3045,6 +3064,7 @@
         <w:rPr>
           <w:sz w:val="20"/>
           <w:szCs w:val="20"/>
+          <w:highlight w:val="yellow"/>
           <w:shd w:val="clear" w:color="auto" w:fill="074F6A" w:themeFill="accent4" w:themeFillShade="80"/>
         </w:rPr>
         <w:t>(6)</w:t>
@@ -3075,6 +3095,7 @@
         <w:rPr>
           <w:sz w:val="20"/>
           <w:szCs w:val="20"/>
+          <w:highlight w:val="yellow"/>
           <w:shd w:val="clear" w:color="auto" w:fill="074F6A" w:themeFill="accent4" w:themeFillShade="80"/>
         </w:rPr>
         <w:t>(1)</w:t>
@@ -3105,6 +3126,7 @@
         <w:rPr>
           <w:sz w:val="20"/>
           <w:szCs w:val="20"/>
+          <w:highlight w:val="yellow"/>
           <w:shd w:val="clear" w:color="auto" w:fill="215E99" w:themeFill="text2" w:themeFillTint="BF"/>
         </w:rPr>
         <w:t>(4)</w:t>
@@ -3135,6 +3157,7 @@
         <w:rPr>
           <w:sz w:val="20"/>
           <w:szCs w:val="20"/>
+          <w:highlight w:val="yellow"/>
           <w:shd w:val="clear" w:color="auto" w:fill="45B0E1" w:themeFill="accent1" w:themeFillTint="99"/>
         </w:rPr>
         <w:t>(7)</w:t>
@@ -3165,7 +3188,8 @@
         <w:rPr>
           <w:sz w:val="20"/>
           <w:szCs w:val="20"/>
-          <w:shd w:val="clear" w:color="auto" w:fill="EE0000"/>
+          <w:highlight w:val="yellow"/>
+          <w:shd w:val="clear" w:color="auto" w:fill="83CAEB" w:themeFill="accent1" w:themeFillTint="66"/>
         </w:rPr>
         <w:t>(4)</w:t>
       </w:r>
@@ -3195,9 +3219,10 @@
       </w:r>
       <w:r>
         <w:rPr>
-          <w:color w:val="E8E8E8" w:themeColor="background2"/>
-          <w:sz w:val="20"/>
-          <w:szCs w:val="20"/>
+          <w:color w:val="000000" w:themeColor="text1"/>
+          <w:sz w:val="20"/>
+          <w:szCs w:val="20"/>
+          <w:highlight w:val="yellow"/>
           <w:shd w:val="clear" w:color="auto" w:fill="45B0E1" w:themeFill="accent1" w:themeFillTint="99"/>
         </w:rPr>
         <w:t>(13)</w:t>
@@ -3228,9 +3253,10 @@
       </w:r>
       <w:r>
         <w:rPr>
-          <w:color w:val="E8E8E8" w:themeColor="background2"/>
-          <w:sz w:val="20"/>
-          <w:szCs w:val="20"/>
+          <w:color w:val="000000" w:themeColor="text1"/>
+          <w:sz w:val="20"/>
+          <w:szCs w:val="20"/>
+          <w:highlight w:val="yellow"/>
           <w:shd w:val="clear" w:color="auto" w:fill="45B0E1" w:themeFill="accent1" w:themeFillTint="99"/>
         </w:rPr>
         <w:t>(4)</w:t>
@@ -3261,9 +3287,9 @@
       </w:r>
       <w:r>
         <w:rPr>
-          <w:color w:val="E8E8E8" w:themeColor="background2"/>
-          <w:sz w:val="20"/>
-          <w:szCs w:val="20"/>
+          <w:sz w:val="20"/>
+          <w:szCs w:val="20"/>
+          <w:highlight w:val="yellow"/>
           <w:shd w:val="clear" w:color="auto" w:fill="0F9ED5" w:themeFill="accent4"/>
         </w:rPr>
         <w:t>(2)</w:t>
@@ -3294,9 +3320,9 @@
       </w:r>
       <w:r>
         <w:rPr>
-          <w:color w:val="E8E8E8" w:themeColor="background2"/>
-          <w:sz w:val="20"/>
-          <w:szCs w:val="20"/>
+          <w:sz w:val="20"/>
+          <w:szCs w:val="20"/>
+          <w:highlight w:val="yellow"/>
           <w:shd w:val="clear" w:color="auto" w:fill="0F9ED5" w:themeFill="accent4"/>
         </w:rPr>
         <w:t>(1)</w:t>
@@ -3327,9 +3353,9 @@
       </w:r>
       <w:r>
         <w:rPr>
-          <w:color w:val="E8E8E8" w:themeColor="background2"/>
-          <w:sz w:val="20"/>
-          <w:szCs w:val="20"/>
+          <w:sz w:val="20"/>
+          <w:szCs w:val="20"/>
+          <w:highlight w:val="yellow"/>
           <w:shd w:val="clear" w:color="auto" w:fill="0F9ED5" w:themeFill="accent4"/>
         </w:rPr>
         <w:t>(11)</w:t>
@@ -3360,9 +3386,9 @@
       </w:r>
       <w:r>
         <w:rPr>
-          <w:color w:val="E8E8E8" w:themeColor="background2"/>
-          <w:sz w:val="20"/>
-          <w:szCs w:val="20"/>
+          <w:sz w:val="20"/>
+          <w:szCs w:val="20"/>
+          <w:highlight w:val="yellow"/>
           <w:shd w:val="clear" w:color="auto" w:fill="0F9ED5" w:themeFill="accent4"/>
         </w:rPr>
         <w:t>(2)</w:t>
@@ -3393,9 +3419,9 @@
       </w:r>
       <w:r>
         <w:rPr>
-          <w:color w:val="E8E8E8" w:themeColor="background2"/>
-          <w:sz w:val="20"/>
-          <w:szCs w:val="20"/>
+          <w:sz w:val="20"/>
+          <w:szCs w:val="20"/>
+          <w:highlight w:val="yellow"/>
           <w:shd w:val="clear" w:color="auto" w:fill="0F9ED5" w:themeFill="accent4"/>
         </w:rPr>
         <w:t>(2)</w:t>
@@ -3426,9 +3452,9 @@
       </w:r>
       <w:r>
         <w:rPr>
-          <w:color w:val="E8E8E8" w:themeColor="background2"/>
-          <w:sz w:val="20"/>
-          <w:szCs w:val="20"/>
+          <w:sz w:val="20"/>
+          <w:szCs w:val="20"/>
+          <w:highlight w:val="yellow"/>
           <w:shd w:val="clear" w:color="auto" w:fill="0F9ED5" w:themeFill="accent4"/>
         </w:rPr>
         <w:t>(2)</w:t>
@@ -3672,7 +3698,15 @@
           <w:sz w:val="20"/>
           <w:szCs w:val="20"/>
         </w:rPr>
-        <w:t>Navesti i kratko opisati i uporediti različite metode za testiranje softvera. (8)</w:t>
+        <w:t xml:space="preserve">Navesti i kratko opisati i uporediti različite metode za testiranje softvera. </w:t>
+      </w:r>
+      <w:r>
+        <w:rPr>
+          <w:sz w:val="20"/>
+          <w:szCs w:val="20"/>
+          <w:shd w:val="clear" w:color="auto" w:fill="45B0E1" w:themeFill="accent1" w:themeFillTint="99"/>
+        </w:rPr>
+        <w:t>(8)</w:t>
       </w:r>
     </w:p>
     <w:p>
@@ -3694,7 +3728,15 @@
           <w:sz w:val="20"/>
           <w:szCs w:val="20"/>
         </w:rPr>
-        <w:t>Opisati strukturu test slučajeva i ilustrovati na jednom primeru. (1)</w:t>
+        <w:t xml:space="preserve">Opisati strukturu test slučajeva i ilustrovati na jednom primeru. </w:t>
+      </w:r>
+      <w:r>
+        <w:rPr>
+          <w:sz w:val="20"/>
+          <w:szCs w:val="20"/>
+          <w:shd w:val="clear" w:color="auto" w:fill="45B0E1" w:themeFill="accent1" w:themeFillTint="99"/>
+        </w:rPr>
+        <w:t>(1)</w:t>
       </w:r>
     </w:p>
     <w:p>
@@ -3718,7 +3760,16 @@
           <w:sz w:val="20"/>
           <w:szCs w:val="20"/>
         </w:rPr>
-        <w:t>Grafički ilustrovati i kratko opisati odnos između evolucije i servisiranja. (1)</w:t>
+        <w:t xml:space="preserve">Grafički ilustrovati i kratko opisati odnos između evolucije i servisiranja. </w:t>
+      </w:r>
+      <w:r>
+        <w:rPr>
+          <w:color w:val="FFFFFF" w:themeColor="background1"/>
+          <w:sz w:val="20"/>
+          <w:szCs w:val="20"/>
+          <w:shd w:val="clear" w:color="auto" w:fill="83CAEB" w:themeFill="accent1" w:themeFillTint="66"/>
+        </w:rPr>
+        <w:t>(1)</w:t>
       </w:r>
     </w:p>
     <w:p>
@@ -3742,7 +3793,16 @@
           <w:sz w:val="20"/>
           <w:szCs w:val="20"/>
         </w:rPr>
-        <w:t>Šta je refaktoring a šta reinženjering? Navesti sličnosti i razlike. (8)</w:t>
+        <w:t xml:space="preserve">Šta je refaktoring a šta reinženjering? Navesti sličnosti i razlike. </w:t>
+      </w:r>
+      <w:r>
+        <w:rPr>
+          <w:color w:val="FFFFFF" w:themeColor="background1"/>
+          <w:sz w:val="20"/>
+          <w:szCs w:val="20"/>
+          <w:shd w:val="clear" w:color="auto" w:fill="83CAEB" w:themeFill="accent1" w:themeFillTint="66"/>
+        </w:rPr>
+        <w:t>(8)</w:t>
       </w:r>
     </w:p>
     <w:p>
@@ -3766,7 +3826,16 @@
           <w:sz w:val="20"/>
           <w:szCs w:val="20"/>
         </w:rPr>
-        <w:t>Navesti i kratko opisati tipove održavanja softvera. (14)</w:t>
+        <w:t xml:space="preserve">Navesti i kratko opisati tipove održavanja softvera. </w:t>
+      </w:r>
+      <w:r>
+        <w:rPr>
+          <w:color w:val="FFFFFF" w:themeColor="background1"/>
+          <w:sz w:val="20"/>
+          <w:szCs w:val="20"/>
+          <w:shd w:val="clear" w:color="auto" w:fill="83CAEB" w:themeFill="accent1" w:themeFillTint="66"/>
+        </w:rPr>
+        <w:t>(14)</w:t>
       </w:r>
     </w:p>
     <w:p>

--- a/6_semestar/Softversko inzenjerstvo/SOFT_INZ_PITANJA.DOCX
+++ b/6_semestar/Softversko inzenjerstvo/SOFT_INZ_PITANJA.DOCX
@@ -3485,6 +3485,7 @@
         <w:rPr>
           <w:sz w:val="20"/>
           <w:szCs w:val="20"/>
+          <w:highlight w:val="yellow"/>
           <w:shd w:val="clear" w:color="auto" w:fill="45B0E1" w:themeFill="accent1" w:themeFillTint="99"/>
         </w:rPr>
         <w:t>(2)</w:t>
@@ -3515,6 +3516,7 @@
         <w:rPr>
           <w:sz w:val="20"/>
           <w:szCs w:val="20"/>
+          <w:highlight w:val="yellow"/>
           <w:shd w:val="clear" w:color="auto" w:fill="45B0E1" w:themeFill="accent1" w:themeFillTint="99"/>
         </w:rPr>
         <w:t>(10)</w:t>
@@ -3545,9 +3547,17 @@
         <w:rPr>
           <w:sz w:val="20"/>
           <w:szCs w:val="20"/>
+        </w:rPr>
+        <w:t xml:space="preserve"> </w:t>
+      </w:r>
+      <w:r>
+        <w:rPr>
+          <w:sz w:val="20"/>
+          <w:szCs w:val="20"/>
+          <w:highlight w:val="yellow"/>
           <w:shd w:val="clear" w:color="auto" w:fill="45B0E1" w:themeFill="accent1" w:themeFillTint="99"/>
         </w:rPr>
-        <w:t xml:space="preserve"> (1)</w:t>
+        <w:t>(1)</w:t>
       </w:r>
     </w:p>
     <w:p>
@@ -3575,6 +3585,7 @@
         <w:rPr>
           <w:sz w:val="20"/>
           <w:szCs w:val="20"/>
+          <w:highlight w:val="yellow"/>
           <w:shd w:val="clear" w:color="auto" w:fill="45B0E1" w:themeFill="accent1" w:themeFillTint="99"/>
         </w:rPr>
         <w:t>(7)</w:t>
@@ -3605,9 +3616,10 @@
       </w:r>
       <w:r>
         <w:rPr>
-          <w:color w:val="FFFFFF" w:themeColor="background1"/>
-          <w:sz w:val="20"/>
-          <w:szCs w:val="20"/>
+          <w:color w:val="000000" w:themeColor="text1"/>
+          <w:sz w:val="20"/>
+          <w:szCs w:val="20"/>
+          <w:highlight w:val="yellow"/>
           <w:shd w:val="clear" w:color="auto" w:fill="45B0E1" w:themeFill="accent1" w:themeFillTint="99"/>
         </w:rPr>
         <w:t>(11)</w:t>
@@ -3638,9 +3650,10 @@
       </w:r>
       <w:r>
         <w:rPr>
-          <w:color w:val="FFFFFF" w:themeColor="background1"/>
-          <w:sz w:val="20"/>
-          <w:szCs w:val="20"/>
+          <w:color w:val="000000" w:themeColor="text1"/>
+          <w:sz w:val="20"/>
+          <w:szCs w:val="20"/>
+          <w:highlight w:val="yellow"/>
           <w:shd w:val="clear" w:color="auto" w:fill="45B0E1" w:themeFill="accent1" w:themeFillTint="99"/>
         </w:rPr>
         <w:t>(2)</w:t>
@@ -3671,9 +3684,10 @@
       </w:r>
       <w:r>
         <w:rPr>
-          <w:color w:val="FFFFFF" w:themeColor="background1"/>
-          <w:sz w:val="20"/>
-          <w:szCs w:val="20"/>
+          <w:color w:val="000000" w:themeColor="text1"/>
+          <w:sz w:val="20"/>
+          <w:szCs w:val="20"/>
+          <w:highlight w:val="yellow"/>
           <w:shd w:val="clear" w:color="auto" w:fill="83CAEB" w:themeFill="accent1" w:themeFillTint="66"/>
         </w:rPr>
         <w:t>(7)</w:t>

--- a/6_semestar/Softversko inzenjerstvo/SOFT_INZ_PITANJA.DOCX
+++ b/6_semestar/Softversko inzenjerstvo/SOFT_INZ_PITANJA.DOCX
@@ -3718,6 +3718,7 @@
         <w:rPr>
           <w:sz w:val="20"/>
           <w:szCs w:val="20"/>
+          <w:highlight w:val="yellow"/>
           <w:shd w:val="clear" w:color="auto" w:fill="45B0E1" w:themeFill="accent1" w:themeFillTint="99"/>
         </w:rPr>
         <w:t>(8)</w:t>
@@ -3748,6 +3749,7 @@
         <w:rPr>
           <w:sz w:val="20"/>
           <w:szCs w:val="20"/>
+          <w:highlight w:val="yellow"/>
           <w:shd w:val="clear" w:color="auto" w:fill="45B0E1" w:themeFill="accent1" w:themeFillTint="99"/>
         </w:rPr>
         <w:t>(1)</w:t>
@@ -3778,9 +3780,10 @@
       </w:r>
       <w:r>
         <w:rPr>
-          <w:color w:val="FFFFFF" w:themeColor="background1"/>
-          <w:sz w:val="20"/>
-          <w:szCs w:val="20"/>
+          <w:color w:val="000000" w:themeColor="text1"/>
+          <w:sz w:val="20"/>
+          <w:szCs w:val="20"/>
+          <w:highlight w:val="yellow"/>
           <w:shd w:val="clear" w:color="auto" w:fill="83CAEB" w:themeFill="accent1" w:themeFillTint="66"/>
         </w:rPr>
         <w:t>(1)</w:t>
@@ -3811,9 +3814,10 @@
       </w:r>
       <w:r>
         <w:rPr>
-          <w:color w:val="FFFFFF" w:themeColor="background1"/>
-          <w:sz w:val="20"/>
-          <w:szCs w:val="20"/>
+          <w:color w:val="000000" w:themeColor="text1"/>
+          <w:sz w:val="20"/>
+          <w:szCs w:val="20"/>
+          <w:highlight w:val="yellow"/>
           <w:shd w:val="clear" w:color="auto" w:fill="83CAEB" w:themeFill="accent1" w:themeFillTint="66"/>
         </w:rPr>
         <w:t>(8)</w:t>
@@ -3844,9 +3848,10 @@
       </w:r>
       <w:r>
         <w:rPr>
-          <w:color w:val="FFFFFF" w:themeColor="background1"/>
-          <w:sz w:val="20"/>
-          <w:szCs w:val="20"/>
+          <w:color w:val="000000" w:themeColor="text1"/>
+          <w:sz w:val="20"/>
+          <w:szCs w:val="20"/>
+          <w:highlight w:val="yellow"/>
           <w:shd w:val="clear" w:color="auto" w:fill="83CAEB" w:themeFill="accent1" w:themeFillTint="66"/>
         </w:rPr>
         <w:t>(14)</w:t>

--- a/6_semestar/Softversko inzenjerstvo/SOFT_INZ_PITANJA.DOCX
+++ b/6_semestar/Softversko inzenjerstvo/SOFT_INZ_PITANJA.DOCX
@@ -2584,7 +2584,7 @@
         <w:rPr>
           <w:sz w:val="20"/>
           <w:szCs w:val="20"/>
-          <w:highlight w:val="yellow"/>
+          <w:highlight w:val="darkYellow"/>
           <w:shd w:val="clear" w:color="auto" w:fill="83CAEB" w:themeFill="accent1" w:themeFillTint="66"/>
         </w:rPr>
         <w:t>(9)</w:t>
@@ -2615,7 +2615,7 @@
         <w:rPr>
           <w:sz w:val="20"/>
           <w:szCs w:val="20"/>
-          <w:highlight w:val="yellow"/>
+          <w:highlight w:val="darkYellow"/>
         </w:rPr>
         <w:t>(2)</w:t>
       </w:r>
@@ -2646,7 +2646,7 @@
           <w:color w:val="000000" w:themeColor="text1"/>
           <w:sz w:val="20"/>
           <w:szCs w:val="20"/>
-          <w:highlight w:val="yellow"/>
+          <w:highlight w:val="darkYellow"/>
           <w:shd w:val="clear" w:color="auto" w:fill="77206D" w:themeFill="accent5" w:themeFillShade="BF"/>
         </w:rPr>
         <w:t>(5)</w:t>
@@ -2677,7 +2677,7 @@
         <w:rPr>
           <w:sz w:val="20"/>
           <w:szCs w:val="20"/>
-          <w:highlight w:val="yellow"/>
+          <w:highlight w:val="darkYellow"/>
         </w:rPr>
         <w:t>(3)</w:t>
       </w:r>
@@ -2707,7 +2707,7 @@
         <w:rPr>
           <w:sz w:val="20"/>
           <w:szCs w:val="20"/>
-          <w:highlight w:val="yellow"/>
+          <w:highlight w:val="darkYellow"/>
           <w:shd w:val="clear" w:color="auto" w:fill="83CAEB" w:themeFill="accent1" w:themeFillTint="66"/>
         </w:rPr>
         <w:t>(3)</w:t>
@@ -2738,7 +2738,7 @@
         <w:rPr>
           <w:sz w:val="20"/>
           <w:szCs w:val="20"/>
-          <w:highlight w:val="yellow"/>
+          <w:highlight w:val="darkYellow"/>
           <w:shd w:val="clear" w:color="auto" w:fill="83CAEB" w:themeFill="accent1" w:themeFillTint="66"/>
         </w:rPr>
         <w:t>(1)</w:t>
@@ -2769,7 +2769,7 @@
         <w:rPr>
           <w:sz w:val="20"/>
           <w:szCs w:val="20"/>
-          <w:highlight w:val="yellow"/>
+          <w:highlight w:val="darkYellow"/>
           <w:shd w:val="clear" w:color="auto" w:fill="83CAEB" w:themeFill="accent1" w:themeFillTint="66"/>
         </w:rPr>
         <w:t>(1)</w:t>
@@ -2815,7 +2815,7 @@
         <w:rPr>
           <w:sz w:val="20"/>
           <w:szCs w:val="20"/>
-          <w:highlight w:val="yellow"/>
+          <w:highlight w:val="darkYellow"/>
           <w:shd w:val="clear" w:color="auto" w:fill="95DCF7" w:themeFill="accent4" w:themeFillTint="66"/>
         </w:rPr>
         <w:t>(11)</w:t>
@@ -2869,7 +2869,7 @@
         <w:rPr>
           <w:sz w:val="20"/>
           <w:szCs w:val="20"/>
-          <w:highlight w:val="yellow"/>
+          <w:highlight w:val="darkYellow"/>
           <w:shd w:val="clear" w:color="auto" w:fill="95DCF7" w:themeFill="accent4" w:themeFillTint="66"/>
         </w:rPr>
         <w:t>(7)</w:t>
@@ -2900,7 +2900,7 @@
         <w:rPr>
           <w:sz w:val="20"/>
           <w:szCs w:val="20"/>
-          <w:highlight w:val="yellow"/>
+          <w:highlight w:val="darkYellow"/>
           <w:shd w:val="clear" w:color="auto" w:fill="00B0F0"/>
         </w:rPr>
         <w:t>(10)</w:t>
@@ -2931,7 +2931,7 @@
         <w:rPr>
           <w:sz w:val="20"/>
           <w:szCs w:val="20"/>
-          <w:highlight w:val="yellow"/>
+          <w:highlight w:val="darkYellow"/>
           <w:shd w:val="clear" w:color="auto" w:fill="00B0F0"/>
         </w:rPr>
         <w:t>(10)</w:t>
@@ -2950,6 +2950,7 @@
           <w:color w:val="FFFFFF" w:themeColor="background1"/>
           <w:sz w:val="20"/>
           <w:szCs w:val="20"/>
+          <w:highlight w:val="darkYellow"/>
         </w:rPr>
       </w:pPr>
       <w:r>
@@ -2965,7 +2966,7 @@
           <w:color w:val="000000" w:themeColor="text1"/>
           <w:sz w:val="20"/>
           <w:szCs w:val="20"/>
-          <w:highlight w:val="yellow"/>
+          <w:highlight w:val="darkYellow"/>
           <w:shd w:val="clear" w:color="auto" w:fill="4C94D8" w:themeFill="text2" w:themeFillTint="80"/>
         </w:rPr>
         <w:t>(11)</w:t>
@@ -2999,7 +3000,7 @@
           <w:color w:val="000000" w:themeColor="text1"/>
           <w:sz w:val="20"/>
           <w:szCs w:val="20"/>
-          <w:highlight w:val="yellow"/>
+          <w:highlight w:val="darkYellow"/>
           <w:shd w:val="clear" w:color="auto" w:fill="4C94D8" w:themeFill="text2" w:themeFillTint="80"/>
         </w:rPr>
         <w:t>(4)</w:t>
@@ -3033,7 +3034,7 @@
           <w:color w:val="000000" w:themeColor="text1"/>
           <w:sz w:val="20"/>
           <w:szCs w:val="20"/>
-          <w:highlight w:val="yellow"/>
+          <w:highlight w:val="darkYellow"/>
           <w:shd w:val="clear" w:color="auto" w:fill="4C94D8" w:themeFill="text2" w:themeFillTint="80"/>
         </w:rPr>
         <w:t>(5)</w:t>
@@ -3064,7 +3065,7 @@
         <w:rPr>
           <w:sz w:val="20"/>
           <w:szCs w:val="20"/>
-          <w:highlight w:val="yellow"/>
+          <w:highlight w:val="darkYellow"/>
           <w:shd w:val="clear" w:color="auto" w:fill="074F6A" w:themeFill="accent4" w:themeFillShade="80"/>
         </w:rPr>
         <w:t>(6)</w:t>
@@ -3095,7 +3096,7 @@
         <w:rPr>
           <w:sz w:val="20"/>
           <w:szCs w:val="20"/>
-          <w:highlight w:val="yellow"/>
+          <w:highlight w:val="darkYellow"/>
           <w:shd w:val="clear" w:color="auto" w:fill="074F6A" w:themeFill="accent4" w:themeFillShade="80"/>
         </w:rPr>
         <w:t>(1)</w:t>
@@ -3126,7 +3127,7 @@
         <w:rPr>
           <w:sz w:val="20"/>
           <w:szCs w:val="20"/>
-          <w:highlight w:val="yellow"/>
+          <w:highlight w:val="darkYellow"/>
           <w:shd w:val="clear" w:color="auto" w:fill="215E99" w:themeFill="text2" w:themeFillTint="BF"/>
         </w:rPr>
         <w:t>(4)</w:t>
@@ -3157,7 +3158,7 @@
         <w:rPr>
           <w:sz w:val="20"/>
           <w:szCs w:val="20"/>
-          <w:highlight w:val="yellow"/>
+          <w:highlight w:val="darkYellow"/>
           <w:shd w:val="clear" w:color="auto" w:fill="45B0E1" w:themeFill="accent1" w:themeFillTint="99"/>
         </w:rPr>
         <w:t>(7)</w:t>
@@ -3188,7 +3189,7 @@
         <w:rPr>
           <w:sz w:val="20"/>
           <w:szCs w:val="20"/>
-          <w:highlight w:val="yellow"/>
+          <w:highlight w:val="darkYellow"/>
           <w:shd w:val="clear" w:color="auto" w:fill="83CAEB" w:themeFill="accent1" w:themeFillTint="66"/>
         </w:rPr>
         <w:t>(4)</w:t>
@@ -3222,7 +3223,7 @@
           <w:color w:val="000000" w:themeColor="text1"/>
           <w:sz w:val="20"/>
           <w:szCs w:val="20"/>
-          <w:highlight w:val="yellow"/>
+          <w:highlight w:val="darkYellow"/>
           <w:shd w:val="clear" w:color="auto" w:fill="45B0E1" w:themeFill="accent1" w:themeFillTint="99"/>
         </w:rPr>
         <w:t>(13)</w:t>
@@ -3256,7 +3257,7 @@
           <w:color w:val="000000" w:themeColor="text1"/>
           <w:sz w:val="20"/>
           <w:szCs w:val="20"/>
-          <w:highlight w:val="yellow"/>
+          <w:highlight w:val="darkYellow"/>
           <w:shd w:val="clear" w:color="auto" w:fill="45B0E1" w:themeFill="accent1" w:themeFillTint="99"/>
         </w:rPr>
         <w:t>(4)</w:t>
@@ -3289,7 +3290,7 @@
         <w:rPr>
           <w:sz w:val="20"/>
           <w:szCs w:val="20"/>
-          <w:highlight w:val="yellow"/>
+          <w:highlight w:val="darkYellow"/>
           <w:shd w:val="clear" w:color="auto" w:fill="0F9ED5" w:themeFill="accent4"/>
         </w:rPr>
         <w:t>(2)</w:t>
@@ -3322,7 +3323,7 @@
         <w:rPr>
           <w:sz w:val="20"/>
           <w:szCs w:val="20"/>
-          <w:highlight w:val="yellow"/>
+          <w:highlight w:val="darkYellow"/>
           <w:shd w:val="clear" w:color="auto" w:fill="0F9ED5" w:themeFill="accent4"/>
         </w:rPr>
         <w:t>(1)</w:t>
@@ -3355,7 +3356,7 @@
         <w:rPr>
           <w:sz w:val="20"/>
           <w:szCs w:val="20"/>
-          <w:highlight w:val="yellow"/>
+          <w:highlight w:val="darkYellow"/>
           <w:shd w:val="clear" w:color="auto" w:fill="0F9ED5" w:themeFill="accent4"/>
         </w:rPr>
         <w:t>(11)</w:t>
@@ -3388,7 +3389,7 @@
         <w:rPr>
           <w:sz w:val="20"/>
           <w:szCs w:val="20"/>
-          <w:highlight w:val="yellow"/>
+          <w:highlight w:val="darkYellow"/>
           <w:shd w:val="clear" w:color="auto" w:fill="0F9ED5" w:themeFill="accent4"/>
         </w:rPr>
         <w:t>(2)</w:t>
@@ -3421,7 +3422,7 @@
         <w:rPr>
           <w:sz w:val="20"/>
           <w:szCs w:val="20"/>
-          <w:highlight w:val="yellow"/>
+          <w:highlight w:val="darkYellow"/>
           <w:shd w:val="clear" w:color="auto" w:fill="0F9ED5" w:themeFill="accent4"/>
         </w:rPr>
         <w:t>(2)</w:t>
@@ -3454,7 +3455,7 @@
         <w:rPr>
           <w:sz w:val="20"/>
           <w:szCs w:val="20"/>
-          <w:highlight w:val="yellow"/>
+          <w:highlight w:val="darkYellow"/>
           <w:shd w:val="clear" w:color="auto" w:fill="0F9ED5" w:themeFill="accent4"/>
         </w:rPr>
         <w:t>(2)</w:t>
@@ -3485,7 +3486,7 @@
         <w:rPr>
           <w:sz w:val="20"/>
           <w:szCs w:val="20"/>
-          <w:highlight w:val="yellow"/>
+          <w:highlight w:val="darkYellow"/>
           <w:shd w:val="clear" w:color="auto" w:fill="45B0E1" w:themeFill="accent1" w:themeFillTint="99"/>
         </w:rPr>
         <w:t>(2)</w:t>
@@ -3510,13 +3511,21 @@
           <w:sz w:val="20"/>
           <w:szCs w:val="20"/>
         </w:rPr>
-        <w:t xml:space="preserve">Navesti i kratko opisati kategorije strategija za upravljanje rizikom. </w:t>
-      </w:r>
-      <w:r>
-        <w:rPr>
-          <w:sz w:val="20"/>
-          <w:szCs w:val="20"/>
-          <w:highlight w:val="yellow"/>
+        <w:t>Navesti i kratko opisati kategorije strategija za upravljanje rizikom</w:t>
+      </w:r>
+      <w:r>
+        <w:rPr>
+          <w:sz w:val="20"/>
+          <w:szCs w:val="20"/>
+          <w:highlight w:val="darkYellow"/>
+        </w:rPr>
+        <w:t xml:space="preserve">. </w:t>
+      </w:r>
+      <w:r>
+        <w:rPr>
+          <w:sz w:val="20"/>
+          <w:szCs w:val="20"/>
+          <w:highlight w:val="darkYellow"/>
           <w:shd w:val="clear" w:color="auto" w:fill="45B0E1" w:themeFill="accent1" w:themeFillTint="99"/>
         </w:rPr>
         <w:t>(10)</w:t>
@@ -3554,7 +3563,7 @@
         <w:rPr>
           <w:sz w:val="20"/>
           <w:szCs w:val="20"/>
-          <w:highlight w:val="yellow"/>
+          <w:highlight w:val="darkYellow"/>
           <w:shd w:val="clear" w:color="auto" w:fill="45B0E1" w:themeFill="accent1" w:themeFillTint="99"/>
         </w:rPr>
         <w:t>(1)</w:t>
@@ -3585,7 +3594,7 @@
         <w:rPr>
           <w:sz w:val="20"/>
           <w:szCs w:val="20"/>
-          <w:highlight w:val="yellow"/>
+          <w:highlight w:val="darkYellow"/>
           <w:shd w:val="clear" w:color="auto" w:fill="45B0E1" w:themeFill="accent1" w:themeFillTint="99"/>
         </w:rPr>
         <w:t>(7)</w:t>
@@ -3619,7 +3628,7 @@
           <w:color w:val="000000" w:themeColor="text1"/>
           <w:sz w:val="20"/>
           <w:szCs w:val="20"/>
-          <w:highlight w:val="yellow"/>
+          <w:highlight w:val="darkYellow"/>
           <w:shd w:val="clear" w:color="auto" w:fill="45B0E1" w:themeFill="accent1" w:themeFillTint="99"/>
         </w:rPr>
         <w:t>(11)</w:t>
@@ -3638,6 +3647,7 @@
           <w:color w:val="FFFFFF" w:themeColor="background1"/>
           <w:sz w:val="20"/>
           <w:szCs w:val="20"/>
+          <w:highlight w:val="darkYellow"/>
         </w:rPr>
       </w:pPr>
       <w:r>
@@ -3653,7 +3663,7 @@
           <w:color w:val="000000" w:themeColor="text1"/>
           <w:sz w:val="20"/>
           <w:szCs w:val="20"/>
-          <w:highlight w:val="yellow"/>
+          <w:highlight w:val="darkYellow"/>
           <w:shd w:val="clear" w:color="auto" w:fill="45B0E1" w:themeFill="accent1" w:themeFillTint="99"/>
         </w:rPr>
         <w:t>(2)</w:t>
@@ -3687,7 +3697,7 @@
           <w:color w:val="000000" w:themeColor="text1"/>
           <w:sz w:val="20"/>
           <w:szCs w:val="20"/>
-          <w:highlight w:val="yellow"/>
+          <w:highlight w:val="darkYellow"/>
           <w:shd w:val="clear" w:color="auto" w:fill="83CAEB" w:themeFill="accent1" w:themeFillTint="66"/>
         </w:rPr>
         <w:t>(7)</w:t>
@@ -3718,7 +3728,7 @@
         <w:rPr>
           <w:sz w:val="20"/>
           <w:szCs w:val="20"/>
-          <w:highlight w:val="yellow"/>
+          <w:highlight w:val="darkYellow"/>
           <w:shd w:val="clear" w:color="auto" w:fill="45B0E1" w:themeFill="accent1" w:themeFillTint="99"/>
         </w:rPr>
         <w:t>(8)</w:t>
@@ -3749,7 +3759,7 @@
         <w:rPr>
           <w:sz w:val="20"/>
           <w:szCs w:val="20"/>
-          <w:highlight w:val="yellow"/>
+          <w:highlight w:val="darkYellow"/>
           <w:shd w:val="clear" w:color="auto" w:fill="45B0E1" w:themeFill="accent1" w:themeFillTint="99"/>
         </w:rPr>
         <w:t>(1)</w:t>
@@ -3783,7 +3793,7 @@
           <w:color w:val="000000" w:themeColor="text1"/>
           <w:sz w:val="20"/>
           <w:szCs w:val="20"/>
-          <w:highlight w:val="yellow"/>
+          <w:highlight w:val="darkYellow"/>
           <w:shd w:val="clear" w:color="auto" w:fill="83CAEB" w:themeFill="accent1" w:themeFillTint="66"/>
         </w:rPr>
         <w:t>(1)</w:t>
@@ -3817,7 +3827,7 @@
           <w:color w:val="000000" w:themeColor="text1"/>
           <w:sz w:val="20"/>
           <w:szCs w:val="20"/>
-          <w:highlight w:val="yellow"/>
+          <w:highlight w:val="darkYellow"/>
           <w:shd w:val="clear" w:color="auto" w:fill="83CAEB" w:themeFill="accent1" w:themeFillTint="66"/>
         </w:rPr>
         <w:t>(8)</w:t>
@@ -3851,7 +3861,7 @@
           <w:color w:val="000000" w:themeColor="text1"/>
           <w:sz w:val="20"/>
           <w:szCs w:val="20"/>
-          <w:highlight w:val="yellow"/>
+          <w:highlight w:val="darkYellow"/>
           <w:shd w:val="clear" w:color="auto" w:fill="83CAEB" w:themeFill="accent1" w:themeFillTint="66"/>
         </w:rPr>
         <w:t>(14)</w:t>
